--- a/files/Welcome.docx
+++ b/files/Welcome.docx
@@ -16,43 +16,222 @@
         </w:rPr>
         <w:t>……………………………………………………………………………………………………….</w:t>
       </w:r>
-    </w:p>
-    <w:p>
-      <w:pPr>
-        <w:rPr>
-          <w:sz w:val="48"/>
-          <w:szCs w:val="48"/>
-        </w:rPr>
-      </w:pPr>
-    </w:p>
-    <w:p>
-      <w:pPr>
-        <w:jc w:val="center"/>
+      <w:r>
         <w:rPr>
           <w:sz w:val="72"/>
           <w:szCs w:val="72"/>
         </w:rPr>
-      </w:pPr>
-      <w:r>
+        <w:t>..</w:t>
+      </w:r>
+    </w:p>
+    <w:p>
+      <w:pPr>
+        <w:rPr>
+          <w:sz w:val="48"/>
+          <w:szCs w:val="48"/>
+        </w:rPr>
+      </w:pPr>
+    </w:p>
+    <w:p>
+      <w:pPr>
+        <w:jc w:val="center"/>
         <w:rPr>
           <w:sz w:val="72"/>
           <w:szCs w:val="72"/>
         </w:rPr>
-        <w:t>Welcome to the Vortex</w:t>
-      </w:r>
+      </w:pPr>
       <w:r>
         <w:rPr>
           <w:sz w:val="72"/>
           <w:szCs w:val="72"/>
         </w:rPr>
-        <w:t xml:space="preserve"> Induced Vibration</w:t>
+        <w:t>Welcome to the</w:t>
       </w:r>
       <w:r>
         <w:rPr>
           <w:sz w:val="72"/>
           <w:szCs w:val="72"/>
         </w:rPr>
+        <w:br/>
+      </w:r>
+      <w:r>
+        <w:rPr>
+          <w:sz w:val="72"/>
+          <w:szCs w:val="72"/>
+        </w:rPr>
+        <w:t xml:space="preserve"> Vortex</w:t>
+      </w:r>
+      <w:r>
+        <w:rPr>
+          <w:sz w:val="72"/>
+          <w:szCs w:val="72"/>
+        </w:rPr>
+        <w:t>-</w:t>
+      </w:r>
+      <w:r>
+        <w:rPr>
+          <w:sz w:val="72"/>
+          <w:szCs w:val="72"/>
+        </w:rPr>
+        <w:t>Induced Vibration</w:t>
+      </w:r>
+      <w:r>
+        <w:rPr>
+          <w:sz w:val="72"/>
+          <w:szCs w:val="72"/>
+        </w:rPr>
         <w:t xml:space="preserve"> Simulation Website!</w:t>
+      </w:r>
+    </w:p>
+    <w:p>
+      <w:pPr>
+        <w:jc w:val="center"/>
+        <w:rPr>
+          <w:sz w:val="48"/>
+          <w:szCs w:val="48"/>
+        </w:rPr>
+      </w:pPr>
+      <w:r>
+        <w:rPr>
+          <w:sz w:val="48"/>
+          <w:szCs w:val="48"/>
+        </w:rPr>
+        <w:t>Created by the Linear and Nonlinear Dynamics and Vibrations Laboratory</w:t>
+      </w:r>
+      <w:r>
+        <w:rPr>
+          <w:sz w:val="48"/>
+          <w:szCs w:val="48"/>
+        </w:rPr>
+        <w:t>, and the Fluid Mechanics Research Laboratory,</w:t>
+      </w:r>
+      <w:r>
+        <w:rPr>
+          <w:sz w:val="48"/>
+          <w:szCs w:val="48"/>
+        </w:rPr>
+        <w:t xml:space="preserve"> University of Illinois at Urbana-Champaign</w:t>
+      </w:r>
+    </w:p>
+    <w:p>
+      <w:pPr>
+        <w:jc w:val="center"/>
+        <w:rPr>
+          <w:sz w:val="48"/>
+          <w:szCs w:val="48"/>
+        </w:rPr>
+      </w:pPr>
+      <w:r>
+        <w:rPr>
+          <w:sz w:val="48"/>
+          <w:szCs w:val="48"/>
+        </w:rPr>
+        <w:t xml:space="preserve">Hosted by </w:t>
+      </w:r>
+      <w:r>
+        <w:rPr>
+          <w:sz w:val="48"/>
+          <w:szCs w:val="48"/>
+        </w:rPr>
+        <w:t>XSEDE</w:t>
+      </w:r>
+      <w:r>
+        <w:rPr>
+          <w:sz w:val="48"/>
+          <w:szCs w:val="48"/>
+        </w:rPr>
+        <w:t xml:space="preserve"> </w:t>
+      </w:r>
+      <w:r>
+        <w:rPr>
+          <w:sz w:val="48"/>
+          <w:szCs w:val="48"/>
+        </w:rPr>
+        <w:t>(</w:t>
+      </w:r>
+      <w:proofErr w:type="spellStart"/>
+      <w:r>
+        <w:rPr>
+          <w:sz w:val="48"/>
+          <w:szCs w:val="48"/>
+        </w:rPr>
+        <w:t>eXtreme</w:t>
+      </w:r>
+      <w:proofErr w:type="spellEnd"/>
+      <w:r>
+        <w:rPr>
+          <w:sz w:val="48"/>
+          <w:szCs w:val="48"/>
+        </w:rPr>
+        <w:t xml:space="preserve"> Science and Engineering Discovery Environment</w:t>
+      </w:r>
+      <w:r>
+        <w:rPr>
+          <w:sz w:val="48"/>
+          <w:szCs w:val="48"/>
+        </w:rPr>
+        <w:t>), supported by the National Science Foundation</w:t>
+      </w:r>
+    </w:p>
+    <w:p>
+      <w:pPr>
+        <w:jc w:val="center"/>
+        <w:rPr>
+          <w:sz w:val="48"/>
+          <w:szCs w:val="48"/>
+        </w:rPr>
+      </w:pPr>
+      <w:r>
+        <w:rPr>
+          <w:sz w:val="48"/>
+          <w:szCs w:val="48"/>
+        </w:rPr>
+        <w:t>Funded by G</w:t>
+      </w:r>
+      <w:r>
+        <w:rPr>
+          <w:sz w:val="48"/>
+          <w:szCs w:val="48"/>
+        </w:rPr>
+        <w:t>rant</w:t>
+      </w:r>
+      <w:r>
+        <w:rPr>
+          <w:sz w:val="48"/>
+          <w:szCs w:val="48"/>
+        </w:rPr>
+        <w:t xml:space="preserve"> CMI-</w:t>
+      </w:r>
+      <w:r>
+        <w:rPr>
+          <w:sz w:val="48"/>
+          <w:szCs w:val="48"/>
+          <w:highlight w:val="yellow"/>
+        </w:rPr>
+        <w:t>??????</w:t>
+      </w:r>
+      <w:r>
+        <w:rPr>
+          <w:sz w:val="48"/>
+          <w:szCs w:val="48"/>
+        </w:rPr>
+        <w:t xml:space="preserve"> </w:t>
+      </w:r>
+      <w:proofErr w:type="gramStart"/>
+      <w:r>
+        <w:rPr>
+          <w:sz w:val="48"/>
+          <w:szCs w:val="48"/>
+        </w:rPr>
+        <w:t>from</w:t>
+      </w:r>
+      <w:proofErr w:type="gramEnd"/>
+      <w:r>
+        <w:rPr>
+          <w:sz w:val="48"/>
+          <w:szCs w:val="48"/>
+        </w:rPr>
+        <w:t xml:space="preserve"> the National Science Foundation</w:t>
       </w:r>
     </w:p>
     <w:p>
@@ -63,68 +242,6 @@
           <w:szCs w:val="24"/>
         </w:rPr>
       </w:pPr>
-      <w:r>
-        <w:rPr>
-          <w:sz w:val="24"/>
-          <w:szCs w:val="24"/>
-        </w:rPr>
-        <w:t>Created by the Linear and Nonlinear Dynamics and Vibrations Laboratory at the University of Illinois at Urbana-Champaign</w:t>
-      </w:r>
-    </w:p>
-    <w:p>
-      <w:pPr>
-        <w:jc w:val="center"/>
-        <w:rPr>
-          <w:sz w:val="24"/>
-          <w:szCs w:val="24"/>
-        </w:rPr>
-      </w:pPr>
-      <w:r>
-        <w:rPr>
-          <w:sz w:val="24"/>
-          <w:szCs w:val="24"/>
-        </w:rPr>
-        <w:t xml:space="preserve">Hosted by </w:t>
-      </w:r>
-      <w:r>
-        <w:rPr>
-          <w:sz w:val="24"/>
-          <w:szCs w:val="24"/>
-        </w:rPr>
-        <w:t xml:space="preserve">XSEDE, the </w:t>
-      </w:r>
-      <w:r>
-        <w:rPr>
-          <w:sz w:val="24"/>
-          <w:szCs w:val="24"/>
-        </w:rPr>
-        <w:t>eXtreme Science and Engineering Discovery Environment</w:t>
-      </w:r>
-    </w:p>
-    <w:p>
-      <w:pPr>
-        <w:jc w:val="center"/>
-        <w:rPr>
-          <w:sz w:val="24"/>
-          <w:szCs w:val="24"/>
-        </w:rPr>
-      </w:pPr>
-      <w:r>
-        <w:rPr>
-          <w:sz w:val="24"/>
-          <w:szCs w:val="24"/>
-        </w:rPr>
-        <w:t>Funded by a grant from the National Science Foundation</w:t>
-      </w:r>
-    </w:p>
-    <w:p>
-      <w:pPr>
-        <w:jc w:val="center"/>
-        <w:rPr>
-          <w:sz w:val="24"/>
-          <w:szCs w:val="24"/>
-        </w:rPr>
-      </w:pPr>
     </w:p>
     <w:p>
       <w:pPr>
@@ -139,6 +256,25 @@
       <w:pPr>
         <w:jc w:val="center"/>
         <w:rPr>
+          <w:sz w:val="52"/>
+          <w:szCs w:val="52"/>
+        </w:rPr>
+      </w:pPr>
+      <w:proofErr w:type="gramStart"/>
+      <w:r>
+        <w:rPr>
+          <w:color w:val="FFFFFF" w:themeColor="background1"/>
+          <w:sz w:val="52"/>
+          <w:szCs w:val="52"/>
+        </w:rPr>
+        <w:t>space</w:t>
+      </w:r>
+      <w:proofErr w:type="gramEnd"/>
+    </w:p>
+    <w:p>
+      <w:pPr>
+        <w:jc w:val="center"/>
+        <w:rPr>
           <w:sz w:val="40"/>
           <w:szCs w:val="40"/>
         </w:rPr>
@@ -148,73 +284,6 @@
       <w:pPr>
         <w:jc w:val="center"/>
         <w:rPr>
-          <w:sz w:val="40"/>
-          <w:szCs w:val="40"/>
-        </w:rPr>
-      </w:pPr>
-    </w:p>
-    <w:p>
-      <w:pPr>
-        <w:jc w:val="center"/>
-        <w:rPr>
-          <w:sz w:val="40"/>
-          <w:szCs w:val="40"/>
-        </w:rPr>
-      </w:pPr>
-      <w:r>
-        <w:rPr>
-          <w:sz w:val="40"/>
-          <w:szCs w:val="40"/>
-        </w:rPr>
-        <w:t>This website is dedicated to the qualitative s</w:t>
-      </w:r>
-      <w:r>
-        <w:rPr>
-          <w:sz w:val="40"/>
-          <w:szCs w:val="40"/>
-        </w:rPr>
-        <w:t>imulation of</w:t>
-      </w:r>
-      <w:r>
-        <w:rPr>
-          <w:sz w:val="40"/>
-          <w:szCs w:val="40"/>
-        </w:rPr>
-        <w:t xml:space="preserve"> vortex induced vibration</w:t>
-      </w:r>
-      <w:r>
-        <w:rPr>
-          <w:sz w:val="40"/>
-          <w:szCs w:val="40"/>
-        </w:rPr>
-        <w:t>s and vortex shedding</w:t>
-      </w:r>
-      <w:r>
-        <w:rPr>
-          <w:sz w:val="40"/>
-          <w:szCs w:val="40"/>
-        </w:rPr>
-        <w:t xml:space="preserve"> for educational purposes</w:t>
-      </w:r>
-      <w:r>
-        <w:rPr>
-          <w:sz w:val="40"/>
-          <w:szCs w:val="40"/>
-        </w:rPr>
-        <w:t xml:space="preserve"> at the high school and collegiate levels</w:t>
-      </w:r>
-      <w:r>
-        <w:rPr>
-          <w:sz w:val="40"/>
-          <w:szCs w:val="40"/>
-        </w:rPr>
-        <w:t>.</w:t>
-      </w:r>
-    </w:p>
-    <w:p>
-      <w:pPr>
-        <w:jc w:val="center"/>
-        <w:rPr>
           <w:sz w:val="32"/>
           <w:szCs w:val="32"/>
         </w:rPr>
@@ -228,515 +297,163 @@
           <w:szCs w:val="32"/>
         </w:rPr>
       </w:pPr>
+      <w:proofErr w:type="gramStart"/>
+      <w:r>
+        <w:rPr>
+          <w:color w:val="FFFFFF" w:themeColor="background1"/>
+          <w:sz w:val="32"/>
+          <w:szCs w:val="32"/>
+        </w:rPr>
+        <w:t>space</w:t>
+      </w:r>
+      <w:proofErr w:type="gramEnd"/>
     </w:p>
     <w:p>
       <w:pPr>
         <w:jc w:val="center"/>
         <w:rPr>
-          <w:sz w:val="40"/>
-          <w:szCs w:val="40"/>
-        </w:rPr>
-      </w:pPr>
-      <w:r>
-        <w:rPr>
-          <w:sz w:val="40"/>
-          <w:szCs w:val="40"/>
-        </w:rPr>
-        <w:t>To navigate this website, use the main menu on the left side of your screen and click on the pages that interest you.</w:t>
-      </w:r>
-    </w:p>
-    <w:p>
-      <w:pPr>
+          <w:sz w:val="48"/>
+          <w:szCs w:val="48"/>
+        </w:rPr>
+      </w:pPr>
+      <w:r>
+        <w:rPr>
+          <w:sz w:val="48"/>
+          <w:szCs w:val="48"/>
+        </w:rPr>
+        <w:t>To navigate this website, use the main menu on the</w:t>
+      </w:r>
+      <w:r>
+        <w:rPr>
+          <w:sz w:val="48"/>
+          <w:szCs w:val="48"/>
+        </w:rPr>
+        <w:t xml:space="preserve"> top left corner </w:t>
+      </w:r>
+      <w:r>
+        <w:rPr>
+          <w:sz w:val="48"/>
+          <w:szCs w:val="48"/>
+        </w:rPr>
+        <w:t>of your screen and click on the pages that interest you.</w:t>
+      </w:r>
+    </w:p>
+    <w:p>
+      <w:pPr>
+        <w:pStyle w:val="ListParagraph"/>
         <w:jc w:val="center"/>
         <w:rPr>
-          <w:sz w:val="40"/>
-          <w:szCs w:val="40"/>
-        </w:rPr>
-      </w:pPr>
-    </w:p>
-    <w:p>
-      <w:pPr>
-        <w:jc w:val="center"/>
-        <w:rPr>
-          <w:sz w:val="40"/>
-          <w:szCs w:val="40"/>
-        </w:rPr>
-      </w:pPr>
-      <w:r>
-        <w:rPr>
-          <w:sz w:val="40"/>
-          <w:szCs w:val="40"/>
-        </w:rPr>
-        <w:t>The</w:t>
-      </w:r>
-      <w:r>
-        <w:rPr>
-          <w:sz w:val="40"/>
-          <w:szCs w:val="40"/>
-        </w:rPr>
-        <w:t xml:space="preserve">re are </w:t>
-      </w:r>
-      <w:proofErr w:type="spellStart"/>
-      <w:proofErr w:type="gramStart"/>
-      <w:r>
-        <w:rPr>
-          <w:sz w:val="40"/>
-          <w:szCs w:val="40"/>
-          <w:highlight w:val="yellow"/>
-        </w:rPr>
-        <w:t>tbd</w:t>
-      </w:r>
-      <w:proofErr w:type="spellEnd"/>
-      <w:proofErr w:type="gramEnd"/>
-      <w:r>
-        <w:rPr>
-          <w:sz w:val="40"/>
-          <w:szCs w:val="40"/>
-        </w:rPr>
-        <w:t xml:space="preserve"> pages on this website</w:t>
-      </w:r>
-      <w:r>
-        <w:rPr>
-          <w:sz w:val="40"/>
-          <w:szCs w:val="40"/>
-        </w:rPr>
-        <w:t>:</w:t>
-      </w:r>
-    </w:p>
-    <w:p>
-      <w:pPr>
-        <w:pStyle w:val="ListParagraph"/>
-        <w:rPr>
+          <w:color w:val="FFFFFF" w:themeColor="background1"/>
           <w:sz w:val="36"/>
           <w:szCs w:val="36"/>
         </w:rPr>
       </w:pPr>
-    </w:p>
-    <w:p>
-      <w:pPr>
-        <w:rPr>
+      <w:proofErr w:type="gramStart"/>
+      <w:r>
+        <w:rPr>
+          <w:color w:val="FFFFFF" w:themeColor="background1"/>
           <w:sz w:val="36"/>
           <w:szCs w:val="36"/>
         </w:rPr>
-      </w:pPr>
-      <w:r>
-        <w:rPr>
-          <w:sz w:val="36"/>
-          <w:szCs w:val="36"/>
-        </w:rPr>
-        <w:t>The Welcome page – The page you are on right now that gives a brief overview of the entire website</w:t>
-      </w:r>
-    </w:p>
-    <w:p>
-      <w:pPr>
-        <w:pStyle w:val="ListParagraph"/>
-        <w:rPr>
-          <w:sz w:val="36"/>
-          <w:szCs w:val="36"/>
-        </w:rPr>
-      </w:pPr>
-    </w:p>
-    <w:p>
-      <w:pPr>
-        <w:pStyle w:val="ListParagraph"/>
-        <w:rPr>
-          <w:sz w:val="36"/>
-          <w:szCs w:val="36"/>
-        </w:rPr>
-      </w:pPr>
-    </w:p>
-    <w:p>
-      <w:pPr>
-        <w:rPr>
-          <w:sz w:val="36"/>
-          <w:szCs w:val="36"/>
-        </w:rPr>
-      </w:pPr>
-      <w:r>
-        <w:rPr>
-          <w:sz w:val="36"/>
-          <w:szCs w:val="36"/>
-        </w:rPr>
-        <w:t>The Importance of VIV – Talks about the importance of understanding Vortex Induced Vibration and its implications to a range of engineering practice</w:t>
-      </w:r>
-    </w:p>
-    <w:p>
-      <w:pPr>
-        <w:pStyle w:val="ListParagraph"/>
-        <w:rPr>
-          <w:sz w:val="36"/>
-          <w:szCs w:val="36"/>
-        </w:rPr>
-      </w:pPr>
-    </w:p>
-    <w:p>
-      <w:pPr>
-        <w:rPr>
-          <w:sz w:val="36"/>
-          <w:szCs w:val="36"/>
-        </w:rPr>
-      </w:pPr>
-    </w:p>
-    <w:p>
-      <w:pPr>
-        <w:rPr>
-          <w:sz w:val="36"/>
-          <w:szCs w:val="36"/>
-        </w:rPr>
-      </w:pPr>
-      <w:r>
-        <w:rPr>
-          <w:sz w:val="36"/>
-          <w:szCs w:val="36"/>
-          <w:highlight w:val="yellow"/>
-        </w:rPr>
-        <w:t>Numerical Aspects</w:t>
-      </w:r>
-      <w:r>
-        <w:rPr>
-          <w:sz w:val="36"/>
-          <w:szCs w:val="36"/>
-        </w:rPr>
-        <w:t xml:space="preserve"> – Talks about how these simulations are run, and various aspects important to any numerical simulation</w:t>
-      </w:r>
-    </w:p>
-    <w:p>
-      <w:pPr>
-        <w:pStyle w:val="ListParagraph"/>
-        <w:rPr>
-          <w:sz w:val="36"/>
-          <w:szCs w:val="36"/>
-        </w:rPr>
-      </w:pPr>
-    </w:p>
-    <w:p>
-      <w:pPr>
-        <w:pStyle w:val="ListParagraph"/>
-        <w:rPr>
-          <w:sz w:val="36"/>
-          <w:szCs w:val="36"/>
-        </w:rPr>
-      </w:pPr>
-    </w:p>
-    <w:p>
-      <w:pPr>
-        <w:rPr>
-          <w:sz w:val="36"/>
-          <w:szCs w:val="36"/>
-        </w:rPr>
-      </w:pPr>
-      <w:r>
-        <w:rPr>
-          <w:sz w:val="36"/>
-          <w:szCs w:val="36"/>
-        </w:rPr>
-        <w:t>Simulate – The page where simulations can be submitted to be run by Comet</w:t>
-      </w:r>
-    </w:p>
-    <w:p>
-      <w:pPr>
-        <w:pStyle w:val="ListParagraph"/>
-        <w:rPr>
-          <w:sz w:val="36"/>
-          <w:szCs w:val="36"/>
-        </w:rPr>
-      </w:pPr>
-    </w:p>
-    <w:p>
-      <w:pPr>
-        <w:pStyle w:val="ListParagraph"/>
-        <w:rPr>
-          <w:sz w:val="36"/>
-          <w:szCs w:val="36"/>
-        </w:rPr>
-      </w:pPr>
-    </w:p>
-    <w:p>
-      <w:pPr>
-        <w:rPr>
-          <w:sz w:val="36"/>
-          <w:szCs w:val="36"/>
-        </w:rPr>
-      </w:pPr>
-      <w:r>
-        <w:rPr>
-          <w:sz w:val="36"/>
-          <w:szCs w:val="36"/>
-        </w:rPr>
-        <w:t>Available Results – Page listing the results of previous simulations run by other users, available immed</w:t>
-      </w:r>
-      <w:r>
-        <w:rPr>
-          <w:sz w:val="36"/>
-          <w:szCs w:val="36"/>
-        </w:rPr>
-        <w:t>iately</w:t>
-      </w:r>
-    </w:p>
-    <w:p>
-      <w:pPr>
-        <w:pStyle w:val="ListParagraph"/>
-        <w:rPr>
-          <w:sz w:val="36"/>
-          <w:szCs w:val="36"/>
-        </w:rPr>
-      </w:pPr>
-    </w:p>
-    <w:p>
-      <w:pPr>
-        <w:pStyle w:val="ListParagraph"/>
-        <w:rPr>
-          <w:sz w:val="36"/>
-          <w:szCs w:val="36"/>
-        </w:rPr>
-      </w:pPr>
-    </w:p>
-    <w:p>
-      <w:pPr>
-        <w:rPr>
-          <w:sz w:val="36"/>
-          <w:szCs w:val="36"/>
-        </w:rPr>
-      </w:pPr>
-      <w:r>
-        <w:rPr>
-          <w:sz w:val="36"/>
-          <w:szCs w:val="36"/>
-        </w:rPr>
-        <w:t>Theodore von Kármán – A brief biography of the great twentieth century aerodynamicist Theodore von Kármán, after whom the “Kármán vortex street” computed in these simulations is named</w:t>
-      </w:r>
-    </w:p>
-    <w:p>
-      <w:pPr>
-        <w:pStyle w:val="ListParagraph"/>
-        <w:rPr>
-          <w:sz w:val="36"/>
-          <w:szCs w:val="36"/>
-        </w:rPr>
-      </w:pPr>
-    </w:p>
-    <w:p>
-      <w:pPr>
-        <w:pStyle w:val="ListParagraph"/>
-        <w:rPr>
-          <w:sz w:val="36"/>
-          <w:szCs w:val="36"/>
-        </w:rPr>
-      </w:pPr>
-    </w:p>
-    <w:p>
-      <w:pPr>
-        <w:rPr>
-          <w:sz w:val="36"/>
-          <w:szCs w:val="36"/>
-        </w:rPr>
-      </w:pPr>
+        <w:t>space</w:t>
+      </w:r>
+      <w:proofErr w:type="gramEnd"/>
+    </w:p>
+    <w:p>
+      <w:pPr>
+        <w:jc w:val="center"/>
+        <w:rPr>
+          <w:color w:val="FFFFFF" w:themeColor="background1"/>
+          <w:sz w:val="32"/>
+          <w:szCs w:val="32"/>
+        </w:rPr>
+      </w:pPr>
+      <w:proofErr w:type="gramStart"/>
+      <w:r>
+        <w:rPr>
+          <w:color w:val="FFFFFF" w:themeColor="background1"/>
+          <w:sz w:val="32"/>
+          <w:szCs w:val="32"/>
+        </w:rPr>
+        <w:t>space</w:t>
+      </w:r>
+      <w:proofErr w:type="gramEnd"/>
+    </w:p>
+    <w:p>
+      <w:pPr>
+        <w:jc w:val="center"/>
+        <w:rPr>
+          <w:sz w:val="48"/>
+          <w:szCs w:val="48"/>
+        </w:rPr>
+      </w:pPr>
+      <w:r>
+        <w:rPr>
+          <w:sz w:val="48"/>
+          <w:szCs w:val="48"/>
+        </w:rPr>
+        <w:t xml:space="preserve">To get started running your own simulations, click on </w:t>
+      </w:r>
+      <w:r>
+        <w:rPr>
+          <w:sz w:val="48"/>
+          <w:szCs w:val="48"/>
+        </w:rPr>
+        <w:t xml:space="preserve">“Simulate” on the </w:t>
+      </w:r>
+      <w:r>
+        <w:rPr>
+          <w:sz w:val="48"/>
+          <w:szCs w:val="48"/>
+        </w:rPr>
+        <w:t xml:space="preserve">main </w:t>
+      </w:r>
+      <w:r>
+        <w:rPr>
+          <w:sz w:val="48"/>
+          <w:szCs w:val="48"/>
+        </w:rPr>
+        <w:t>menu</w:t>
+      </w:r>
+      <w:r>
+        <w:rPr>
+          <w:sz w:val="48"/>
+          <w:szCs w:val="48"/>
+        </w:rPr>
+        <w:t>!</w:t>
+      </w:r>
+    </w:p>
+    <w:p>
+      <w:pPr>
+        <w:rPr>
+          <w:sz w:val="32"/>
+          <w:szCs w:val="32"/>
+        </w:rPr>
+      </w:pPr>
+    </w:p>
+    <w:p>
+      <w:pPr>
+        <w:rPr>
+          <w:sz w:val="72"/>
+          <w:szCs w:val="72"/>
+        </w:rPr>
+      </w:pPr>
+      <w:r>
+        <w:rPr>
+          <w:sz w:val="72"/>
+          <w:szCs w:val="72"/>
+        </w:rPr>
+        <w:t>………………………………………………………………………………………………………</w:t>
+      </w:r>
+      <w:r>
+        <w:rPr>
+          <w:sz w:val="72"/>
+          <w:szCs w:val="72"/>
+        </w:rPr>
+        <w:t>…</w:t>
+      </w:r>
       <w:bookmarkStart w:id="0" w:name="_GoBack"/>
       <w:bookmarkEnd w:id="0"/>
-      <w:r>
-        <w:rPr>
-          <w:sz w:val="36"/>
-          <w:szCs w:val="36"/>
-        </w:rPr>
-        <w:t xml:space="preserve">About Us – Talks about the creators of this website, the Linear </w:t>
-      </w:r>
-      <w:proofErr w:type="gramStart"/>
-      <w:r>
-        <w:rPr>
-          <w:sz w:val="36"/>
-          <w:szCs w:val="36"/>
-        </w:rPr>
-        <w:t>and</w:t>
-      </w:r>
-      <w:proofErr w:type="gramEnd"/>
-      <w:r>
-        <w:rPr>
-          <w:sz w:val="36"/>
-          <w:szCs w:val="36"/>
-        </w:rPr>
-        <w:t xml:space="preserve"> Nonlinear Dynamics and Vibrations Laboratory at the University of Illinois at Urbana-Champaign</w:t>
-      </w:r>
-    </w:p>
-    <w:p>
-      <w:pPr>
-        <w:pStyle w:val="ListParagraph"/>
-        <w:rPr>
-          <w:sz w:val="36"/>
-          <w:szCs w:val="36"/>
-        </w:rPr>
-      </w:pPr>
-    </w:p>
-    <w:p>
-      <w:pPr>
-        <w:pStyle w:val="ListParagraph"/>
-        <w:rPr>
-          <w:sz w:val="36"/>
-          <w:szCs w:val="36"/>
-        </w:rPr>
-      </w:pPr>
-    </w:p>
-    <w:p>
-      <w:pPr>
-        <w:rPr>
-          <w:sz w:val="36"/>
-          <w:szCs w:val="36"/>
-        </w:rPr>
-      </w:pPr>
-      <w:r>
-        <w:rPr>
-          <w:sz w:val="36"/>
-          <w:szCs w:val="36"/>
-        </w:rPr>
-        <w:t>Acknowledgments – Displays the organizations whose support made this website possible.</w:t>
-      </w:r>
-    </w:p>
-    <w:p>
-      <w:pPr>
-        <w:pStyle w:val="ListParagraph"/>
-        <w:rPr>
-          <w:sz w:val="36"/>
-          <w:szCs w:val="36"/>
-        </w:rPr>
-      </w:pPr>
-    </w:p>
-    <w:p>
-      <w:pPr>
-        <w:pStyle w:val="ListParagraph"/>
-        <w:rPr>
-          <w:sz w:val="36"/>
-          <w:szCs w:val="36"/>
-        </w:rPr>
-      </w:pPr>
-    </w:p>
-    <w:p>
-      <w:pPr>
-        <w:rPr>
-          <w:sz w:val="36"/>
-          <w:szCs w:val="36"/>
-        </w:rPr>
-      </w:pPr>
-      <w:r>
-        <w:rPr>
-          <w:sz w:val="36"/>
-          <w:szCs w:val="36"/>
-        </w:rPr>
-        <w:t xml:space="preserve">Official Disclaimer </w:t>
-      </w:r>
-      <w:r>
-        <w:rPr>
-          <w:sz w:val="36"/>
-          <w:szCs w:val="36"/>
-        </w:rPr>
-        <w:t xml:space="preserve">– </w:t>
-      </w:r>
-      <w:r>
-        <w:rPr>
-          <w:sz w:val="36"/>
-          <w:szCs w:val="36"/>
-        </w:rPr>
-        <w:t>Warns about the quantitative accuracy of these simulations</w:t>
-      </w:r>
-    </w:p>
-    <w:p>
-      <w:pPr>
-        <w:pStyle w:val="ListParagraph"/>
-        <w:rPr>
-          <w:sz w:val="36"/>
-          <w:szCs w:val="36"/>
-        </w:rPr>
-      </w:pPr>
-    </w:p>
-    <w:p>
-      <w:pPr>
-        <w:rPr>
-          <w:sz w:val="36"/>
-          <w:szCs w:val="36"/>
-        </w:rPr>
-      </w:pPr>
-      <w:r>
-        <w:rPr>
-          <w:sz w:val="36"/>
-          <w:szCs w:val="36"/>
-        </w:rPr>
-        <w:lastRenderedPageBreak/>
-        <w:t xml:space="preserve">Image Credits – Gives the appropriate recognition to the sources of the images used on this website  </w:t>
-      </w:r>
-    </w:p>
-    <w:p>
-      <w:pPr>
-        <w:jc w:val="center"/>
-        <w:rPr>
-          <w:sz w:val="32"/>
-          <w:szCs w:val="32"/>
-        </w:rPr>
-      </w:pPr>
-    </w:p>
-    <w:p>
-      <w:pPr>
-        <w:jc w:val="center"/>
-        <w:rPr>
-          <w:sz w:val="32"/>
-          <w:szCs w:val="32"/>
-        </w:rPr>
-      </w:pPr>
-      <w:r>
-        <w:rPr>
-          <w:sz w:val="32"/>
-          <w:szCs w:val="32"/>
-        </w:rPr>
-        <w:t xml:space="preserve">To get started running your own simulations, click on </w:t>
-      </w:r>
-      <w:r>
-        <w:rPr>
-          <w:sz w:val="32"/>
-          <w:szCs w:val="32"/>
-        </w:rPr>
-        <w:t xml:space="preserve">“Simulate” on the </w:t>
-      </w:r>
-      <w:r>
-        <w:rPr>
-          <w:sz w:val="32"/>
-          <w:szCs w:val="32"/>
-        </w:rPr>
-        <w:t xml:space="preserve">main </w:t>
-      </w:r>
-      <w:r>
-        <w:rPr>
-          <w:sz w:val="32"/>
-          <w:szCs w:val="32"/>
-        </w:rPr>
-        <w:t>menu</w:t>
-      </w:r>
-      <w:r>
-        <w:rPr>
-          <w:sz w:val="32"/>
-          <w:szCs w:val="32"/>
-        </w:rPr>
-        <w:t>!</w:t>
-      </w:r>
-    </w:p>
-    <w:p>
-      <w:pPr>
-        <w:rPr>
-          <w:sz w:val="32"/>
-          <w:szCs w:val="32"/>
-        </w:rPr>
-      </w:pPr>
-    </w:p>
-    <w:p>
-      <w:pPr>
-        <w:rPr>
-          <w:sz w:val="72"/>
-          <w:szCs w:val="72"/>
-        </w:rPr>
-      </w:pPr>
-      <w:r>
-        <w:rPr>
-          <w:sz w:val="72"/>
-          <w:szCs w:val="72"/>
-        </w:rPr>
-        <w:t>……………………………………………………………………………………………………….</w:t>
-      </w:r>
     </w:p>
     <w:p>
       <w:pPr>
@@ -936,11 +653,104 @@
       </w:pPr>
     </w:lvl>
   </w:abstractNum>
+  <w:abstractNum w:abstractNumId="2" w15:restartNumberingAfterBreak="0">
+    <w:nsid w:val="2D1E0A37"/>
+    <w:multiLevelType w:val="hybridMultilevel"/>
+    <w:tmpl w:val="2E58720A"/>
+    <w:lvl w:ilvl="0" w:tplc="892244BC">
+      <w:start w:val="1"/>
+      <w:numFmt w:val="decimal"/>
+      <w:lvlText w:val="%1."/>
+      <w:lvlJc w:val="left"/>
+      <w:pPr>
+        <w:ind w:left="720" w:hanging="360"/>
+      </w:pPr>
+      <w:rPr>
+        <w:rFonts w:hint="default"/>
+        <w:u w:val="single"/>
+      </w:rPr>
+    </w:lvl>
+    <w:lvl w:ilvl="1" w:tplc="04090019" w:tentative="1">
+      <w:start w:val="1"/>
+      <w:numFmt w:val="lowerLetter"/>
+      <w:lvlText w:val="%2."/>
+      <w:lvlJc w:val="left"/>
+      <w:pPr>
+        <w:ind w:left="1440" w:hanging="360"/>
+      </w:pPr>
+    </w:lvl>
+    <w:lvl w:ilvl="2" w:tplc="0409001B" w:tentative="1">
+      <w:start w:val="1"/>
+      <w:numFmt w:val="lowerRoman"/>
+      <w:lvlText w:val="%3."/>
+      <w:lvlJc w:val="right"/>
+      <w:pPr>
+        <w:ind w:left="2160" w:hanging="180"/>
+      </w:pPr>
+    </w:lvl>
+    <w:lvl w:ilvl="3" w:tplc="0409000F" w:tentative="1">
+      <w:start w:val="1"/>
+      <w:numFmt w:val="decimal"/>
+      <w:lvlText w:val="%4."/>
+      <w:lvlJc w:val="left"/>
+      <w:pPr>
+        <w:ind w:left="2880" w:hanging="360"/>
+      </w:pPr>
+    </w:lvl>
+    <w:lvl w:ilvl="4" w:tplc="04090019" w:tentative="1">
+      <w:start w:val="1"/>
+      <w:numFmt w:val="lowerLetter"/>
+      <w:lvlText w:val="%5."/>
+      <w:lvlJc w:val="left"/>
+      <w:pPr>
+        <w:ind w:left="3600" w:hanging="360"/>
+      </w:pPr>
+    </w:lvl>
+    <w:lvl w:ilvl="5" w:tplc="0409001B" w:tentative="1">
+      <w:start w:val="1"/>
+      <w:numFmt w:val="lowerRoman"/>
+      <w:lvlText w:val="%6."/>
+      <w:lvlJc w:val="right"/>
+      <w:pPr>
+        <w:ind w:left="4320" w:hanging="180"/>
+      </w:pPr>
+    </w:lvl>
+    <w:lvl w:ilvl="6" w:tplc="0409000F" w:tentative="1">
+      <w:start w:val="1"/>
+      <w:numFmt w:val="decimal"/>
+      <w:lvlText w:val="%7."/>
+      <w:lvlJc w:val="left"/>
+      <w:pPr>
+        <w:ind w:left="5040" w:hanging="360"/>
+      </w:pPr>
+    </w:lvl>
+    <w:lvl w:ilvl="7" w:tplc="04090019" w:tentative="1">
+      <w:start w:val="1"/>
+      <w:numFmt w:val="lowerLetter"/>
+      <w:lvlText w:val="%8."/>
+      <w:lvlJc w:val="left"/>
+      <w:pPr>
+        <w:ind w:left="5760" w:hanging="360"/>
+      </w:pPr>
+    </w:lvl>
+    <w:lvl w:ilvl="8" w:tplc="0409001B" w:tentative="1">
+      <w:start w:val="1"/>
+      <w:numFmt w:val="lowerRoman"/>
+      <w:lvlText w:val="%9."/>
+      <w:lvlJc w:val="right"/>
+      <w:pPr>
+        <w:ind w:left="6480" w:hanging="180"/>
+      </w:pPr>
+    </w:lvl>
+  </w:abstractNum>
   <w:num w:numId="1">
     <w:abstractNumId w:val="1"/>
   </w:num>
   <w:num w:numId="2">
     <w:abstractNumId w:val="0"/>
+  </w:num>
+  <w:num w:numId="3">
+    <w:abstractNumId w:val="2"/>
   </w:num>
 </w:numbering>
 </file>
@@ -1639,4 +1449,16 @@
     </a:ext>
   </a:extLst>
 </a:theme>
+</file>
+
+<file path=customXml/item1.xml><?xml version="1.0" encoding="utf-8"?>
+<b:Sources xmlns:b="http://schemas.openxmlformats.org/officeDocument/2006/bibliography" xmlns="http://schemas.openxmlformats.org/officeDocument/2006/bibliography" SelectedStyle="\APASixthEditionOfficeOnline.xsl" StyleName="APA" Version="6"/>
+</file>
+
+<file path=customXml/itemProps1.xml><?xml version="1.0" encoding="utf-8"?>
+<ds:datastoreItem xmlns:ds="http://schemas.openxmlformats.org/officeDocument/2006/customXml" ds:itemID="{332CAEF8-DEEF-4A9E-B913-DFF3AA6E5894}">
+  <ds:schemaRefs>
+    <ds:schemaRef ds:uri="http://schemas.openxmlformats.org/officeDocument/2006/bibliography"/>
+  </ds:schemaRefs>
+</ds:datastoreItem>
 </file>
--- a/files/Welcome.docx
+++ b/files/Welcome.docx
@@ -16,444 +16,1360 @@
         </w:rPr>
         <w:t>……………………………………………………………………………………………………….</w:t>
       </w:r>
-      <w:r>
+    </w:p>
+    <w:p>
+      <w:pPr>
+        <w:jc w:val="center"/>
+        <w:rPr>
+          <w:color w:val="FFFFFF" w:themeColor="background1"/>
+          <w:sz w:val="24"/>
+          <w:szCs w:val="24"/>
+        </w:rPr>
+      </w:pPr>
+      <w:proofErr w:type="gramStart"/>
+      <w:r>
+        <w:rPr>
+          <w:color w:val="FFFFFF" w:themeColor="background1"/>
+          <w:sz w:val="24"/>
+          <w:szCs w:val="24"/>
+        </w:rPr>
+        <w:t>space</w:t>
+      </w:r>
+      <w:proofErr w:type="gramEnd"/>
+    </w:p>
+    <w:p>
+      <w:pPr>
+        <w:jc w:val="center"/>
         <w:rPr>
           <w:sz w:val="72"/>
           <w:szCs w:val="72"/>
         </w:rPr>
-        <w:t>..</w:t>
-      </w:r>
-    </w:p>
-    <w:p>
-      <w:pPr>
-        <w:rPr>
-          <w:sz w:val="48"/>
-          <w:szCs w:val="48"/>
-        </w:rPr>
-      </w:pPr>
-    </w:p>
-    <w:p>
-      <w:pPr>
-        <w:jc w:val="center"/>
+      </w:pPr>
+      <w:r>
         <w:rPr>
           <w:sz w:val="72"/>
           <w:szCs w:val="72"/>
         </w:rPr>
-      </w:pPr>
+        <w:t xml:space="preserve">Welcome to the </w:t>
+      </w:r>
+      <w:bookmarkStart w:id="0" w:name="_GoBack"/>
+      <w:bookmarkEnd w:id="0"/>
       <w:r>
         <w:rPr>
           <w:sz w:val="72"/>
           <w:szCs w:val="72"/>
         </w:rPr>
-        <w:t>Welcome to the</w:t>
+        <w:t>Vortex</w:t>
       </w:r>
       <w:r>
         <w:rPr>
           <w:sz w:val="72"/>
           <w:szCs w:val="72"/>
         </w:rPr>
-        <w:br/>
+        <w:t>-</w:t>
       </w:r>
       <w:r>
         <w:rPr>
           <w:sz w:val="72"/>
           <w:szCs w:val="72"/>
         </w:rPr>
-        <w:t xml:space="preserve"> Vortex</w:t>
+        <w:t>Induced Vibration</w:t>
       </w:r>
       <w:r>
         <w:rPr>
           <w:sz w:val="72"/>
           <w:szCs w:val="72"/>
         </w:rPr>
-        <w:t>-</w:t>
-      </w:r>
-      <w:r>
+        <w:t xml:space="preserve"> Simulation Website!</w:t>
+      </w:r>
+    </w:p>
+    <w:p>
+      <w:pPr>
+        <w:jc w:val="center"/>
+        <w:rPr>
+          <w:color w:val="FFFFFF" w:themeColor="background1"/>
+          <w:sz w:val="20"/>
+          <w:szCs w:val="20"/>
+        </w:rPr>
+      </w:pPr>
+      <w:proofErr w:type="gramStart"/>
+      <w:r>
+        <w:rPr>
+          <w:color w:val="FFFFFF" w:themeColor="background1"/>
+          <w:sz w:val="20"/>
+          <w:szCs w:val="20"/>
+        </w:rPr>
+        <w:t>space</w:t>
+      </w:r>
+      <w:proofErr w:type="gramEnd"/>
+    </w:p>
+    <w:p>
+      <w:pPr>
+        <w:jc w:val="center"/>
+        <w:rPr>
+          <w:sz w:val="48"/>
+          <w:szCs w:val="48"/>
+        </w:rPr>
+      </w:pPr>
+      <w:r>
+        <w:rPr>
+          <w:sz w:val="48"/>
+          <w:szCs w:val="48"/>
+        </w:rPr>
+        <w:t xml:space="preserve">Created by </w:t>
+      </w:r>
+    </w:p>
+    <w:p>
+      <w:pPr>
+        <w:jc w:val="center"/>
+        <w:rPr>
+          <w:sz w:val="48"/>
+          <w:szCs w:val="48"/>
+        </w:rPr>
+      </w:pPr>
+      <w:r>
+        <w:rPr>
+          <w:sz w:val="48"/>
+          <w:szCs w:val="48"/>
+        </w:rPr>
+        <w:t xml:space="preserve"> Linear and Nonlinear Dynamics and Vibrations Laboratory</w:t>
+      </w:r>
+      <w:r>
+        <w:rPr>
+          <w:sz w:val="48"/>
+          <w:szCs w:val="48"/>
+        </w:rPr>
+        <w:t xml:space="preserve"> </w:t>
+      </w:r>
+    </w:p>
+    <w:p>
+      <w:pPr>
+        <w:jc w:val="center"/>
+        <w:rPr>
+          <w:sz w:val="48"/>
+          <w:szCs w:val="48"/>
+        </w:rPr>
+      </w:pPr>
+      <w:proofErr w:type="gramStart"/>
+      <w:r>
+        <w:rPr>
+          <w:sz w:val="48"/>
+          <w:szCs w:val="48"/>
+        </w:rPr>
+        <w:t>a</w:t>
+      </w:r>
+      <w:r>
+        <w:rPr>
+          <w:sz w:val="48"/>
+          <w:szCs w:val="48"/>
+        </w:rPr>
+        <w:t>nd</w:t>
+      </w:r>
+      <w:proofErr w:type="gramEnd"/>
+    </w:p>
+    <w:p>
+      <w:pPr>
+        <w:jc w:val="center"/>
+        <w:rPr>
+          <w:sz w:val="48"/>
+          <w:szCs w:val="48"/>
+        </w:rPr>
+      </w:pPr>
+      <w:r>
+        <w:rPr>
+          <w:sz w:val="48"/>
+          <w:szCs w:val="48"/>
+        </w:rPr>
+        <w:t xml:space="preserve"> </w:t>
+      </w:r>
+      <w:r>
+        <w:rPr>
+          <w:sz w:val="48"/>
+          <w:szCs w:val="48"/>
+        </w:rPr>
+        <w:t>Flui</w:t>
+      </w:r>
+      <w:r>
+        <w:rPr>
+          <w:sz w:val="48"/>
+          <w:szCs w:val="48"/>
+        </w:rPr>
+        <w:t>d Mechanics Research Laboratory</w:t>
+      </w:r>
+    </w:p>
+    <w:p>
+      <w:pPr>
+        <w:jc w:val="center"/>
+        <w:rPr>
+          <w:sz w:val="48"/>
+          <w:szCs w:val="48"/>
+        </w:rPr>
+      </w:pPr>
+      <w:r>
+        <w:rPr>
+          <w:sz w:val="48"/>
+          <w:szCs w:val="48"/>
+        </w:rPr>
+        <w:t xml:space="preserve"> </w:t>
+      </w:r>
+    </w:p>
+    <w:p>
+      <w:pPr>
+        <w:jc w:val="center"/>
+        <w:rPr>
+          <w:sz w:val="48"/>
+          <w:szCs w:val="48"/>
+        </w:rPr>
+      </w:pPr>
+      <w:r>
+        <w:rPr>
+          <w:sz w:val="48"/>
+          <w:szCs w:val="48"/>
+        </w:rPr>
+        <w:t>University of Illinois at Urbana-Champaign</w:t>
+      </w:r>
+    </w:p>
+    <w:p>
+      <w:pPr>
+        <w:jc w:val="center"/>
+        <w:rPr>
+          <w:color w:val="FFFFFF" w:themeColor="background1"/>
+          <w:sz w:val="48"/>
+          <w:szCs w:val="48"/>
+        </w:rPr>
+      </w:pPr>
+      <w:proofErr w:type="gramStart"/>
+      <w:r>
+        <w:rPr>
+          <w:color w:val="FFFFFF" w:themeColor="background1"/>
+          <w:sz w:val="48"/>
+          <w:szCs w:val="48"/>
+        </w:rPr>
+        <w:t>space</w:t>
+      </w:r>
+      <w:proofErr w:type="gramEnd"/>
+    </w:p>
+    <w:p>
+      <w:pPr>
+        <w:jc w:val="center"/>
+        <w:rPr>
+          <w:sz w:val="48"/>
+          <w:szCs w:val="48"/>
+        </w:rPr>
+      </w:pPr>
+    </w:p>
+    <w:p>
+      <w:pPr>
+        <w:jc w:val="center"/>
+        <w:rPr>
+          <w:sz w:val="48"/>
+          <w:szCs w:val="48"/>
+        </w:rPr>
+      </w:pPr>
+      <w:r>
+        <w:rPr>
+          <w:sz w:val="48"/>
+          <w:szCs w:val="48"/>
+        </w:rPr>
+        <w:t>Funded by G</w:t>
+      </w:r>
+      <w:r>
+        <w:rPr>
+          <w:sz w:val="48"/>
+          <w:szCs w:val="48"/>
+        </w:rPr>
+        <w:t>rant</w:t>
+      </w:r>
+      <w:r>
+        <w:rPr>
+          <w:sz w:val="48"/>
+          <w:szCs w:val="48"/>
+        </w:rPr>
+        <w:t xml:space="preserve"> CMMI-1363231 </w:t>
+      </w:r>
+      <w:r>
+        <w:rPr>
+          <w:sz w:val="48"/>
+          <w:szCs w:val="48"/>
+        </w:rPr>
+        <w:t>from the National Science Foundation</w:t>
+      </w:r>
+      <w:r>
+        <w:rPr>
+          <w:sz w:val="48"/>
+          <w:szCs w:val="48"/>
+        </w:rPr>
+        <w:t xml:space="preserve"> (NSF)</w:t>
+      </w:r>
+    </w:p>
+    <w:p>
+      <w:pPr>
+        <w:jc w:val="center"/>
+        <w:rPr>
+          <w:color w:val="FFFFFF" w:themeColor="background1"/>
+          <w:sz w:val="48"/>
+          <w:szCs w:val="48"/>
+        </w:rPr>
+      </w:pPr>
+      <w:proofErr w:type="gramStart"/>
+      <w:r>
+        <w:rPr>
+          <w:color w:val="FFFFFF" w:themeColor="background1"/>
+          <w:sz w:val="48"/>
+          <w:szCs w:val="48"/>
+        </w:rPr>
+        <w:t>space</w:t>
+      </w:r>
+      <w:proofErr w:type="gramEnd"/>
+    </w:p>
+    <w:p>
+      <w:pPr>
+        <w:jc w:val="center"/>
+        <w:rPr>
+          <w:sz w:val="48"/>
+          <w:szCs w:val="48"/>
+        </w:rPr>
+      </w:pPr>
+      <w:r>
+        <w:rPr>
+          <w:sz w:val="48"/>
+          <w:szCs w:val="48"/>
+        </w:rPr>
+        <w:t xml:space="preserve">Hosted by </w:t>
+      </w:r>
+      <w:r>
+        <w:rPr>
+          <w:sz w:val="48"/>
+          <w:szCs w:val="48"/>
+        </w:rPr>
+        <w:t>XSEDE</w:t>
+      </w:r>
+      <w:r>
+        <w:rPr>
+          <w:sz w:val="48"/>
+          <w:szCs w:val="48"/>
+        </w:rPr>
+        <w:t xml:space="preserve"> </w:t>
+      </w:r>
+      <w:r>
+        <w:rPr>
+          <w:sz w:val="48"/>
+          <w:szCs w:val="48"/>
+        </w:rPr>
+        <w:t>(</w:t>
+      </w:r>
+      <w:proofErr w:type="spellStart"/>
+      <w:r>
+        <w:rPr>
+          <w:sz w:val="48"/>
+          <w:szCs w:val="48"/>
+        </w:rPr>
+        <w:t>eXtreme</w:t>
+      </w:r>
+      <w:proofErr w:type="spellEnd"/>
+      <w:r>
+        <w:rPr>
+          <w:sz w:val="48"/>
+          <w:szCs w:val="48"/>
+        </w:rPr>
+        <w:t xml:space="preserve"> Science and Engineering Discovery Environment</w:t>
+      </w:r>
+      <w:r>
+        <w:rPr>
+          <w:sz w:val="48"/>
+          <w:szCs w:val="48"/>
+        </w:rPr>
+        <w:t>),</w:t>
+      </w:r>
+      <w:r>
+        <w:rPr>
+          <w:sz w:val="48"/>
+          <w:szCs w:val="48"/>
+        </w:rPr>
+        <w:t xml:space="preserve"> supported by</w:t>
+      </w:r>
+      <w:r>
+        <w:rPr>
+          <w:sz w:val="48"/>
+          <w:szCs w:val="48"/>
+        </w:rPr>
+        <w:t xml:space="preserve"> NSF</w:t>
+      </w:r>
+    </w:p>
+    <w:p>
+      <w:pPr>
+        <w:jc w:val="center"/>
+        <w:rPr>
+          <w:color w:val="FFFFFF" w:themeColor="background1"/>
+          <w:sz w:val="48"/>
+          <w:szCs w:val="48"/>
+        </w:rPr>
+      </w:pPr>
+      <w:proofErr w:type="gramStart"/>
+      <w:r>
+        <w:rPr>
+          <w:color w:val="FFFFFF" w:themeColor="background1"/>
+          <w:sz w:val="48"/>
+          <w:szCs w:val="48"/>
+        </w:rPr>
+        <w:t>space</w:t>
+      </w:r>
+      <w:proofErr w:type="gramEnd"/>
+    </w:p>
+    <w:p>
+      <w:pPr>
+        <w:jc w:val="center"/>
+        <w:rPr>
+          <w:sz w:val="24"/>
+          <w:szCs w:val="24"/>
+        </w:rPr>
+      </w:pPr>
+    </w:p>
+    <w:p>
+      <w:pPr>
+        <w:jc w:val="center"/>
+        <w:rPr>
+          <w:sz w:val="40"/>
+          <w:szCs w:val="40"/>
+        </w:rPr>
+      </w:pPr>
+    </w:p>
+    <w:p>
+      <w:pPr>
+        <w:jc w:val="center"/>
+        <w:rPr>
+          <w:sz w:val="52"/>
+          <w:szCs w:val="52"/>
+        </w:rPr>
+      </w:pPr>
+      <w:proofErr w:type="gramStart"/>
+      <w:r>
+        <w:rPr>
+          <w:color w:val="FFFFFF" w:themeColor="background1"/>
+          <w:sz w:val="52"/>
+          <w:szCs w:val="52"/>
+        </w:rPr>
+        <w:t>space</w:t>
+      </w:r>
+      <w:proofErr w:type="gramEnd"/>
+    </w:p>
+    <w:p>
+      <w:pPr>
+        <w:jc w:val="center"/>
+        <w:rPr>
+          <w:sz w:val="40"/>
+          <w:szCs w:val="40"/>
+        </w:rPr>
+      </w:pPr>
+      <w:r>
+        <w:rPr>
+          <w:sz w:val="40"/>
+          <w:szCs w:val="40"/>
+        </w:rPr>
+        <w:t>The purpose of this website is to provide a free online educational environment for high school and college level students</w:t>
+      </w:r>
+    </w:p>
+    <w:p>
+      <w:pPr>
+        <w:jc w:val="center"/>
+        <w:rPr>
+          <w:sz w:val="40"/>
+          <w:szCs w:val="40"/>
+        </w:rPr>
+      </w:pPr>
+      <w:r>
+        <w:rPr>
+          <w:sz w:val="40"/>
+          <w:szCs w:val="40"/>
+        </w:rPr>
+        <w:t xml:space="preserve"> </w:t>
+      </w:r>
+      <w:proofErr w:type="gramStart"/>
+      <w:r>
+        <w:rPr>
+          <w:sz w:val="40"/>
+          <w:szCs w:val="40"/>
+        </w:rPr>
+        <w:t>to</w:t>
+      </w:r>
+      <w:proofErr w:type="gramEnd"/>
+      <w:r>
+        <w:rPr>
+          <w:sz w:val="40"/>
+          <w:szCs w:val="40"/>
+        </w:rPr>
+        <w:t xml:space="preserve"> lea</w:t>
+      </w:r>
+      <w:r>
+        <w:rPr>
+          <w:sz w:val="40"/>
+          <w:szCs w:val="40"/>
+        </w:rPr>
+        <w:t>rn about the physical phenomena</w:t>
+      </w:r>
+      <w:r>
+        <w:rPr>
+          <w:sz w:val="40"/>
+          <w:szCs w:val="40"/>
+        </w:rPr>
+        <w:t xml:space="preserve"> known as</w:t>
+      </w:r>
+      <w:r>
+        <w:rPr>
+          <w:sz w:val="40"/>
+          <w:szCs w:val="40"/>
+        </w:rPr>
+        <w:t xml:space="preserve"> Vortex S</w:t>
+      </w:r>
+      <w:r>
+        <w:rPr>
+          <w:sz w:val="40"/>
+          <w:szCs w:val="40"/>
+        </w:rPr>
+        <w:t>hedding and Vortex-Induced Vibration (VIV),</w:t>
+      </w:r>
+    </w:p>
+    <w:p>
+      <w:pPr>
+        <w:jc w:val="center"/>
+        <w:rPr>
+          <w:sz w:val="40"/>
+          <w:szCs w:val="40"/>
+        </w:rPr>
+      </w:pPr>
+      <w:r>
+        <w:rPr>
+          <w:sz w:val="40"/>
+          <w:szCs w:val="40"/>
+        </w:rPr>
+        <w:t xml:space="preserve"> </w:t>
+      </w:r>
+      <w:proofErr w:type="gramStart"/>
+      <w:r>
+        <w:rPr>
+          <w:sz w:val="40"/>
+          <w:szCs w:val="40"/>
+        </w:rPr>
+        <w:t>by</w:t>
+      </w:r>
+      <w:proofErr w:type="gramEnd"/>
+      <w:r>
+        <w:rPr>
+          <w:sz w:val="40"/>
+          <w:szCs w:val="40"/>
+        </w:rPr>
+        <w:t xml:space="preserve"> both reading about and running their own simulations of it!</w:t>
+      </w:r>
+    </w:p>
+    <w:p>
+      <w:pPr>
+        <w:jc w:val="center"/>
+        <w:rPr>
+          <w:sz w:val="40"/>
+          <w:szCs w:val="40"/>
+        </w:rPr>
+      </w:pPr>
+      <w:r>
+        <w:rPr>
+          <w:noProof/>
+          <w:sz w:val="40"/>
+          <w:szCs w:val="40"/>
+        </w:rPr>
+        <w:lastRenderedPageBreak/>
+        <w:drawing>
+          <wp:inline distT="0" distB="0" distL="0" distR="0">
+            <wp:extent cx="2537460" cy="4554776"/>
+            <wp:effectExtent l="0" t="0" r="0" b="0"/>
+            <wp:docPr id="1" name="Picture 1"/>
+            <wp:cNvGraphicFramePr>
+              <a:graphicFrameLocks xmlns:a="http://schemas.openxmlformats.org/drawingml/2006/main" noChangeAspect="1"/>
+            </wp:cNvGraphicFramePr>
+            <a:graphic xmlns:a="http://schemas.openxmlformats.org/drawingml/2006/main">
+              <a:graphicData uri="http://schemas.openxmlformats.org/drawingml/2006/picture">
+                <pic:pic xmlns:pic="http://schemas.openxmlformats.org/drawingml/2006/picture">
+                  <pic:nvPicPr>
+                    <pic:cNvPr id="1" name="800px-Vortex-street-1.jpg"/>
+                    <pic:cNvPicPr/>
+                  </pic:nvPicPr>
+                  <pic:blipFill>
+                    <a:blip r:embed="rId6" cstate="print">
+                      <a:extLst>
+                        <a:ext uri="{28A0092B-C50C-407E-A947-70E740481C1C}">
+                          <a14:useLocalDpi xmlns:a14="http://schemas.microsoft.com/office/drawing/2010/main" val="0"/>
+                        </a:ext>
+                      </a:extLst>
+                    </a:blip>
+                    <a:stretch>
+                      <a:fillRect/>
+                    </a:stretch>
+                  </pic:blipFill>
+                  <pic:spPr>
+                    <a:xfrm>
+                      <a:off x="0" y="0"/>
+                      <a:ext cx="2560579" cy="4596274"/>
+                    </a:xfrm>
+                    <a:prstGeom prst="rect">
+                      <a:avLst/>
+                    </a:prstGeom>
+                  </pic:spPr>
+                </pic:pic>
+              </a:graphicData>
+            </a:graphic>
+          </wp:inline>
+        </w:drawing>
+      </w:r>
+    </w:p>
+    <w:p>
+      <w:pPr>
+        <w:jc w:val="center"/>
+        <w:rPr>
+          <w:sz w:val="28"/>
+          <w:szCs w:val="28"/>
+        </w:rPr>
+      </w:pPr>
+      <w:r>
+        <w:rPr>
+          <w:sz w:val="28"/>
+          <w:szCs w:val="28"/>
+        </w:rPr>
+        <w:t>A K</w:t>
+      </w:r>
+      <w:r>
+        <w:rPr>
+          <w:sz w:val="28"/>
+          <w:szCs w:val="28"/>
+        </w:rPr>
+        <w:t>á</w:t>
+      </w:r>
+      <w:r>
+        <w:rPr>
+          <w:sz w:val="28"/>
+          <w:szCs w:val="28"/>
+        </w:rPr>
+        <w:t>rmán Vortex Street as seen from space!</w:t>
+      </w:r>
+    </w:p>
+    <w:p>
+      <w:pPr>
+        <w:jc w:val="center"/>
+      </w:pPr>
+      <w:r>
+        <w:t>(Image Credit: NASA)</w:t>
+      </w:r>
+    </w:p>
+    <w:p>
+      <w:pPr>
+        <w:jc w:val="center"/>
+        <w:rPr>
+          <w:sz w:val="32"/>
+          <w:szCs w:val="32"/>
+        </w:rPr>
+      </w:pPr>
+    </w:p>
+    <w:p>
+      <w:pPr>
+        <w:jc w:val="center"/>
+        <w:rPr>
+          <w:sz w:val="32"/>
+          <w:szCs w:val="32"/>
+        </w:rPr>
+      </w:pPr>
+      <w:proofErr w:type="gramStart"/>
+      <w:r>
+        <w:rPr>
+          <w:color w:val="FFFFFF" w:themeColor="background1"/>
+          <w:sz w:val="32"/>
+          <w:szCs w:val="32"/>
+        </w:rPr>
+        <w:t>space</w:t>
+      </w:r>
+      <w:proofErr w:type="gramEnd"/>
+    </w:p>
+    <w:p>
+      <w:pPr>
+        <w:jc w:val="center"/>
+        <w:rPr>
+          <w:sz w:val="48"/>
+          <w:szCs w:val="48"/>
+        </w:rPr>
+      </w:pPr>
+      <w:r>
+        <w:rPr>
+          <w:sz w:val="48"/>
+          <w:szCs w:val="48"/>
+        </w:rPr>
+        <w:t>To navigate this website, use the main menu on the</w:t>
+      </w:r>
+      <w:r>
+        <w:rPr>
+          <w:sz w:val="48"/>
+          <w:szCs w:val="48"/>
+        </w:rPr>
+        <w:t xml:space="preserve"> left side</w:t>
+      </w:r>
+      <w:r>
+        <w:rPr>
+          <w:sz w:val="48"/>
+          <w:szCs w:val="48"/>
+        </w:rPr>
+        <w:t xml:space="preserve"> </w:t>
+      </w:r>
+      <w:r>
+        <w:rPr>
+          <w:sz w:val="48"/>
+          <w:szCs w:val="48"/>
+        </w:rPr>
+        <w:t>of your screen and click on the pages that interest you.</w:t>
+      </w:r>
+    </w:p>
+    <w:p>
+      <w:pPr>
+        <w:jc w:val="center"/>
+        <w:rPr>
+          <w:sz w:val="48"/>
+          <w:szCs w:val="48"/>
+        </w:rPr>
+      </w:pPr>
+      <w:r>
+        <w:rPr>
+          <w:sz w:val="48"/>
+          <w:szCs w:val="48"/>
+        </w:rPr>
+        <w:lastRenderedPageBreak/>
+        <w:t>You can view</w:t>
+      </w:r>
+      <w:r>
+        <w:rPr>
+          <w:sz w:val="48"/>
+          <w:szCs w:val="48"/>
+        </w:rPr>
+        <w:t xml:space="preserve"> simulations that other people have run by going to the “Available Results” page</w:t>
+      </w:r>
+    </w:p>
+    <w:p>
+      <w:pPr>
+        <w:jc w:val="center"/>
+        <w:rPr>
+          <w:sz w:val="48"/>
+          <w:szCs w:val="48"/>
+        </w:rPr>
+      </w:pPr>
+      <w:r>
+        <w:rPr>
+          <w:sz w:val="48"/>
+          <w:szCs w:val="48"/>
+        </w:rPr>
+        <w:t xml:space="preserve"> </w:t>
+      </w:r>
+      <w:proofErr w:type="gramStart"/>
+      <w:r>
+        <w:rPr>
+          <w:sz w:val="48"/>
+          <w:szCs w:val="48"/>
+        </w:rPr>
+        <w:t>in</w:t>
+      </w:r>
+      <w:proofErr w:type="gramEnd"/>
+      <w:r>
+        <w:rPr>
+          <w:sz w:val="48"/>
+          <w:szCs w:val="48"/>
+        </w:rPr>
+        <w:t xml:space="preserve"> the Main Menu to the left of your screen.</w:t>
+      </w:r>
+    </w:p>
+    <w:p>
+      <w:pPr>
+        <w:jc w:val="center"/>
+        <w:rPr>
+          <w:color w:val="FFFFFF" w:themeColor="background1"/>
+          <w:sz w:val="48"/>
+          <w:szCs w:val="48"/>
+        </w:rPr>
+      </w:pPr>
+      <w:r>
+        <w:rPr>
+          <w:color w:val="FFFFFF" w:themeColor="background1"/>
+          <w:sz w:val="48"/>
+          <w:szCs w:val="48"/>
+        </w:rPr>
+        <w:t>Space</w:t>
+      </w:r>
+    </w:p>
+    <w:p>
+      <w:pPr>
+        <w:jc w:val="center"/>
+        <w:rPr>
+          <w:sz w:val="48"/>
+          <w:szCs w:val="48"/>
+        </w:rPr>
+      </w:pPr>
+      <w:r>
+        <w:rPr>
+          <w:sz w:val="48"/>
+          <w:szCs w:val="48"/>
+        </w:rPr>
+        <w:t>Or, you can run your own simulations by logging in and clicking on “Simulate”</w:t>
+      </w:r>
+      <w:r>
+        <w:rPr>
+          <w:sz w:val="48"/>
+          <w:szCs w:val="48"/>
+        </w:rPr>
+        <w:t xml:space="preserve"> in the Main Menu. </w:t>
+      </w:r>
+    </w:p>
+    <w:p>
+      <w:pPr>
+        <w:jc w:val="center"/>
+        <w:rPr>
+          <w:sz w:val="48"/>
+          <w:szCs w:val="48"/>
+        </w:rPr>
+      </w:pPr>
+      <w:r>
+        <w:rPr>
+          <w:sz w:val="48"/>
+          <w:szCs w:val="48"/>
+        </w:rPr>
+        <w:t>This will require registration for first-time users. To register, click on</w:t>
+      </w:r>
+      <w:r>
+        <w:rPr>
+          <w:sz w:val="48"/>
+          <w:szCs w:val="48"/>
+        </w:rPr>
+        <w:t xml:space="preserve"> the</w:t>
+      </w:r>
+    </w:p>
+    <w:p>
+      <w:pPr>
+        <w:jc w:val="center"/>
+        <w:rPr>
+          <w:sz w:val="48"/>
+          <w:szCs w:val="48"/>
+        </w:rPr>
+      </w:pPr>
+      <w:r>
+        <w:rPr>
+          <w:sz w:val="48"/>
+          <w:szCs w:val="48"/>
+        </w:rPr>
+        <w:t>“Register/Settings Manager” icon</w:t>
+      </w:r>
+      <w:r>
+        <w:rPr>
+          <w:sz w:val="48"/>
+          <w:szCs w:val="48"/>
+        </w:rPr>
+        <w:t xml:space="preserve"> </w:t>
+      </w:r>
+      <w:r>
+        <w:rPr>
+          <w:sz w:val="48"/>
+          <w:szCs w:val="48"/>
+        </w:rPr>
+        <w:t>at the upper right hand corner of the page</w:t>
+      </w:r>
+      <w:r>
+        <w:rPr>
+          <w:sz w:val="48"/>
+          <w:szCs w:val="48"/>
+        </w:rPr>
+        <w:t>:</w:t>
+      </w:r>
+    </w:p>
+    <w:p>
+      <w:pPr>
+        <w:jc w:val="center"/>
+        <w:rPr>
+          <w:sz w:val="48"/>
+          <w:szCs w:val="48"/>
+        </w:rPr>
+      </w:pPr>
+      <w:r>
+        <w:rPr>
+          <w:noProof/>
+          <w:sz w:val="48"/>
+          <w:szCs w:val="48"/>
+        </w:rPr>
+        <w:drawing>
+          <wp:inline distT="0" distB="0" distL="0" distR="0">
+            <wp:extent cx="693420" cy="693420"/>
+            <wp:effectExtent l="0" t="0" r="0" b="0"/>
+            <wp:docPr id="2" name="Picture 2"/>
+            <wp:cNvGraphicFramePr>
+              <a:graphicFrameLocks xmlns:a="http://schemas.openxmlformats.org/drawingml/2006/main" noChangeAspect="1"/>
+            </wp:cNvGraphicFramePr>
+            <a:graphic xmlns:a="http://schemas.openxmlformats.org/drawingml/2006/main">
+              <a:graphicData uri="http://schemas.openxmlformats.org/drawingml/2006/picture">
+                <pic:pic xmlns:pic="http://schemas.openxmlformats.org/drawingml/2006/picture">
+                  <pic:nvPicPr>
+                    <pic:cNvPr id="2" name="download.png"/>
+                    <pic:cNvPicPr/>
+                  </pic:nvPicPr>
+                  <pic:blipFill>
+                    <a:blip r:embed="rId7">
+                      <a:extLst>
+                        <a:ext uri="{28A0092B-C50C-407E-A947-70E740481C1C}">
+                          <a14:useLocalDpi xmlns:a14="http://schemas.microsoft.com/office/drawing/2010/main" val="0"/>
+                        </a:ext>
+                      </a:extLst>
+                    </a:blip>
+                    <a:stretch>
+                      <a:fillRect/>
+                    </a:stretch>
+                  </pic:blipFill>
+                  <pic:spPr>
+                    <a:xfrm>
+                      <a:off x="0" y="0"/>
+                      <a:ext cx="694207" cy="694207"/>
+                    </a:xfrm>
+                    <a:prstGeom prst="rect">
+                      <a:avLst/>
+                    </a:prstGeom>
+                  </pic:spPr>
+                </pic:pic>
+              </a:graphicData>
+            </a:graphic>
+          </wp:inline>
+        </w:drawing>
+      </w:r>
+    </w:p>
+    <w:p>
+      <w:pPr>
+        <w:jc w:val="center"/>
+        <w:rPr>
+          <w:sz w:val="48"/>
+          <w:szCs w:val="48"/>
+        </w:rPr>
+      </w:pPr>
+      <w:r>
+        <w:rPr>
+          <w:sz w:val="48"/>
+          <w:szCs w:val="48"/>
+        </w:rPr>
+        <w:t>Once you’ve registered and logged in,</w:t>
+      </w:r>
+      <w:r>
+        <w:rPr>
+          <w:sz w:val="48"/>
+          <w:szCs w:val="48"/>
+        </w:rPr>
+        <w:t xml:space="preserve"> click </w:t>
+      </w:r>
+      <w:r>
+        <w:rPr>
+          <w:sz w:val="48"/>
+          <w:szCs w:val="48"/>
+        </w:rPr>
+        <w:t xml:space="preserve">on </w:t>
+      </w:r>
+      <w:r>
+        <w:rPr>
+          <w:sz w:val="48"/>
+          <w:szCs w:val="48"/>
+        </w:rPr>
+        <w:t>“Simulate” i</w:t>
+      </w:r>
+      <w:r>
+        <w:rPr>
+          <w:sz w:val="48"/>
+          <w:szCs w:val="48"/>
+        </w:rPr>
+        <w:t xml:space="preserve">n the </w:t>
+      </w:r>
+      <w:r>
+        <w:rPr>
+          <w:sz w:val="48"/>
+          <w:szCs w:val="48"/>
+        </w:rPr>
+        <w:t xml:space="preserve">main </w:t>
+      </w:r>
+      <w:r>
+        <w:rPr>
+          <w:sz w:val="48"/>
+          <w:szCs w:val="48"/>
+        </w:rPr>
+        <w:t>menu</w:t>
+      </w:r>
+      <w:r>
+        <w:rPr>
+          <w:sz w:val="48"/>
+          <w:szCs w:val="48"/>
+        </w:rPr>
+        <w:t>!</w:t>
+      </w:r>
+    </w:p>
+    <w:p>
+      <w:pPr>
+        <w:jc w:val="center"/>
+        <w:rPr>
+          <w:color w:val="FFFFFF" w:themeColor="background1"/>
+          <w:sz w:val="48"/>
+          <w:szCs w:val="48"/>
+        </w:rPr>
+      </w:pPr>
+      <w:proofErr w:type="gramStart"/>
+      <w:r>
+        <w:rPr>
+          <w:color w:val="FFFFFF" w:themeColor="background1"/>
+          <w:sz w:val="48"/>
+          <w:szCs w:val="48"/>
+        </w:rPr>
+        <w:t>space</w:t>
+      </w:r>
+      <w:proofErr w:type="gramEnd"/>
+      <w:r>
+        <w:rPr>
+          <w:color w:val="FFFFFF" w:themeColor="background1"/>
+          <w:sz w:val="48"/>
+          <w:szCs w:val="48"/>
+        </w:rPr>
+        <w:t xml:space="preserve"> </w:t>
+      </w:r>
+    </w:p>
+    <w:p>
+      <w:pPr>
+        <w:jc w:val="center"/>
+        <w:rPr>
+          <w:sz w:val="48"/>
+          <w:szCs w:val="48"/>
+        </w:rPr>
+      </w:pPr>
+      <w:r>
+        <w:rPr>
+          <w:sz w:val="48"/>
+          <w:szCs w:val="48"/>
+        </w:rPr>
+        <w:lastRenderedPageBreak/>
+        <w:t>If you</w:t>
+      </w:r>
+      <w:r>
+        <w:rPr>
+          <w:sz w:val="48"/>
+          <w:szCs w:val="48"/>
+        </w:rPr>
+        <w:t>’ve already run jobs, you can check if they’re still</w:t>
+      </w:r>
+      <w:r>
+        <w:rPr>
+          <w:sz w:val="48"/>
+          <w:szCs w:val="48"/>
+        </w:rPr>
+        <w:t xml:space="preserve"> running</w:t>
+      </w:r>
+      <w:r>
+        <w:rPr>
+          <w:sz w:val="48"/>
+          <w:szCs w:val="48"/>
+        </w:rPr>
+        <w:t xml:space="preserve"> </w:t>
+      </w:r>
+      <w:r>
+        <w:rPr>
+          <w:sz w:val="48"/>
+          <w:szCs w:val="48"/>
+        </w:rPr>
+        <w:t xml:space="preserve">or view them </w:t>
+      </w:r>
+      <w:r>
+        <w:rPr>
+          <w:sz w:val="48"/>
+          <w:szCs w:val="48"/>
+        </w:rPr>
+        <w:t>by clicking on the “Job Manager” icon:</w:t>
+      </w:r>
+    </w:p>
+    <w:p>
+      <w:pPr>
+        <w:jc w:val="center"/>
+        <w:rPr>
+          <w:color w:val="FFFFFF" w:themeColor="background1"/>
+          <w:sz w:val="48"/>
+          <w:szCs w:val="48"/>
+        </w:rPr>
+      </w:pPr>
+      <w:r>
+        <w:rPr>
+          <w:noProof/>
+          <w:color w:val="FFFFFF" w:themeColor="background1"/>
+          <w:sz w:val="48"/>
+          <w:szCs w:val="48"/>
+        </w:rPr>
+        <w:drawing>
+          <wp:inline distT="0" distB="0" distL="0" distR="0">
+            <wp:extent cx="876300" cy="876300"/>
+            <wp:effectExtent l="0" t="0" r="0" b="0"/>
+            <wp:docPr id="3" name="Picture 3"/>
+            <wp:cNvGraphicFramePr>
+              <a:graphicFrameLocks xmlns:a="http://schemas.openxmlformats.org/drawingml/2006/main" noChangeAspect="1"/>
+            </wp:cNvGraphicFramePr>
+            <a:graphic xmlns:a="http://schemas.openxmlformats.org/drawingml/2006/main">
+              <a:graphicData uri="http://schemas.openxmlformats.org/drawingml/2006/picture">
+                <pic:pic xmlns:pic="http://schemas.openxmlformats.org/drawingml/2006/picture">
+                  <pic:nvPicPr>
+                    <pic:cNvPr id="3" name="download2.png"/>
+                    <pic:cNvPicPr/>
+                  </pic:nvPicPr>
+                  <pic:blipFill>
+                    <a:blip r:embed="rId8">
+                      <a:extLst>
+                        <a:ext uri="{28A0092B-C50C-407E-A947-70E740481C1C}">
+                          <a14:useLocalDpi xmlns:a14="http://schemas.microsoft.com/office/drawing/2010/main" val="0"/>
+                        </a:ext>
+                      </a:extLst>
+                    </a:blip>
+                    <a:stretch>
+                      <a:fillRect/>
+                    </a:stretch>
+                  </pic:blipFill>
+                  <pic:spPr>
+                    <a:xfrm>
+                      <a:off x="0" y="0"/>
+                      <a:ext cx="876300" cy="876300"/>
+                    </a:xfrm>
+                    <a:prstGeom prst="rect">
+                      <a:avLst/>
+                    </a:prstGeom>
+                  </pic:spPr>
+                </pic:pic>
+              </a:graphicData>
+            </a:graphic>
+          </wp:inline>
+        </w:drawing>
+      </w:r>
+    </w:p>
+    <w:p>
+      <w:pPr>
+        <w:jc w:val="center"/>
+        <w:rPr>
+          <w:sz w:val="48"/>
+          <w:szCs w:val="48"/>
+        </w:rPr>
+      </w:pPr>
+      <w:r>
+        <w:rPr>
+          <w:sz w:val="48"/>
+          <w:szCs w:val="48"/>
+        </w:rPr>
+        <w:t>If you want to download</w:t>
+      </w:r>
+      <w:r>
+        <w:rPr>
+          <w:sz w:val="48"/>
+          <w:szCs w:val="48"/>
+        </w:rPr>
+        <w:t xml:space="preserve"> any</w:t>
+      </w:r>
+      <w:r>
+        <w:rPr>
+          <w:sz w:val="48"/>
+          <w:szCs w:val="48"/>
+        </w:rPr>
+        <w:t xml:space="preserve"> previously run jobs, click on the “File Manager” icon:</w:t>
+      </w:r>
+    </w:p>
+    <w:p>
+      <w:pPr>
+        <w:jc w:val="center"/>
+        <w:rPr>
+          <w:sz w:val="48"/>
+          <w:szCs w:val="48"/>
+        </w:rPr>
+      </w:pPr>
+      <w:r>
+        <w:rPr>
+          <w:noProof/>
+          <w:sz w:val="48"/>
+          <w:szCs w:val="48"/>
+        </w:rPr>
+        <w:drawing>
+          <wp:inline distT="0" distB="0" distL="0" distR="0">
+            <wp:extent cx="967740" cy="967740"/>
+            <wp:effectExtent l="0" t="0" r="3810" b="3810"/>
+            <wp:docPr id="4" name="Picture 4"/>
+            <wp:cNvGraphicFramePr>
+              <a:graphicFrameLocks xmlns:a="http://schemas.openxmlformats.org/drawingml/2006/main" noChangeAspect="1"/>
+            </wp:cNvGraphicFramePr>
+            <a:graphic xmlns:a="http://schemas.openxmlformats.org/drawingml/2006/main">
+              <a:graphicData uri="http://schemas.openxmlformats.org/drawingml/2006/picture">
+                <pic:pic xmlns:pic="http://schemas.openxmlformats.org/drawingml/2006/picture">
+                  <pic:nvPicPr>
+                    <pic:cNvPr id="4" name="download 3.png"/>
+                    <pic:cNvPicPr/>
+                  </pic:nvPicPr>
+                  <pic:blipFill>
+                    <a:blip r:embed="rId9">
+                      <a:extLst>
+                        <a:ext uri="{28A0092B-C50C-407E-A947-70E740481C1C}">
+                          <a14:useLocalDpi xmlns:a14="http://schemas.microsoft.com/office/drawing/2010/main" val="0"/>
+                        </a:ext>
+                      </a:extLst>
+                    </a:blip>
+                    <a:stretch>
+                      <a:fillRect/>
+                    </a:stretch>
+                  </pic:blipFill>
+                  <pic:spPr>
+                    <a:xfrm>
+                      <a:off x="0" y="0"/>
+                      <a:ext cx="968834" cy="968834"/>
+                    </a:xfrm>
+                    <a:prstGeom prst="rect">
+                      <a:avLst/>
+                    </a:prstGeom>
+                  </pic:spPr>
+                </pic:pic>
+              </a:graphicData>
+            </a:graphic>
+          </wp:inline>
+        </w:drawing>
+      </w:r>
+    </w:p>
+    <w:p>
+      <w:pPr>
+        <w:jc w:val="center"/>
+        <w:rPr>
+          <w:color w:val="FFFFFF" w:themeColor="background1"/>
+          <w:sz w:val="48"/>
+          <w:szCs w:val="48"/>
+        </w:rPr>
+      </w:pPr>
+      <w:r>
+        <w:rPr>
+          <w:color w:val="FFFFFF" w:themeColor="background1"/>
+          <w:sz w:val="48"/>
+          <w:szCs w:val="48"/>
+        </w:rPr>
+        <w:t>Space</w:t>
+      </w:r>
+    </w:p>
+    <w:p>
+      <w:pPr>
+        <w:jc w:val="center"/>
+        <w:rPr>
+          <w:color w:val="FFFFFF" w:themeColor="background1"/>
+          <w:sz w:val="48"/>
+          <w:szCs w:val="48"/>
+        </w:rPr>
+      </w:pPr>
+      <w:r>
+        <w:rPr>
+          <w:color w:val="FFFFFF" w:themeColor="background1"/>
+          <w:sz w:val="48"/>
+          <w:szCs w:val="48"/>
+        </w:rPr>
+        <w:t>Space</w:t>
+      </w:r>
+    </w:p>
+    <w:p>
+      <w:pPr>
+        <w:jc w:val="center"/>
+        <w:rPr>
+          <w:color w:val="FFFFFF" w:themeColor="background1"/>
+          <w:sz w:val="48"/>
+          <w:szCs w:val="48"/>
+        </w:rPr>
+      </w:pPr>
+      <w:r>
+        <w:rPr>
+          <w:color w:val="FFFFFF" w:themeColor="background1"/>
+          <w:sz w:val="48"/>
+          <w:szCs w:val="48"/>
+        </w:rPr>
+        <w:t>Space</w:t>
+      </w:r>
+    </w:p>
+    <w:p>
+      <w:pPr>
+        <w:rPr>
+          <w:sz w:val="28"/>
+          <w:szCs w:val="28"/>
+        </w:rPr>
+      </w:pPr>
+      <w:r>
+        <w:rPr>
+          <w:sz w:val="28"/>
+          <w:szCs w:val="28"/>
+        </w:rPr>
+        <w:t xml:space="preserve">*Note: Use of the “Back” button on your browser will not work on </w:t>
+      </w:r>
+      <w:r>
+        <w:rPr>
+          <w:sz w:val="28"/>
+          <w:szCs w:val="28"/>
+        </w:rPr>
+        <w:t>this website. If you visit o</w:t>
+      </w:r>
+      <w:r>
+        <w:rPr>
+          <w:sz w:val="28"/>
+          <w:szCs w:val="28"/>
+        </w:rPr>
+        <w:t>ne of the pages on the main</w:t>
+      </w:r>
+      <w:r>
+        <w:rPr>
+          <w:sz w:val="28"/>
+          <w:szCs w:val="28"/>
+        </w:rPr>
+        <w:t xml:space="preserve"> menu and then visit another, to get back to the earlier</w:t>
+      </w:r>
+      <w:r>
+        <w:rPr>
+          <w:sz w:val="28"/>
+          <w:szCs w:val="28"/>
+        </w:rPr>
+        <w:t xml:space="preserve"> page</w:t>
+      </w:r>
+      <w:r>
+        <w:rPr>
+          <w:sz w:val="28"/>
+          <w:szCs w:val="28"/>
+        </w:rPr>
+        <w:t>,</w:t>
+      </w:r>
+      <w:r>
+        <w:rPr>
+          <w:sz w:val="28"/>
+          <w:szCs w:val="28"/>
+        </w:rPr>
+        <w:t xml:space="preserve"> you must go back to the main menu and click on it again.</w:t>
+      </w:r>
+    </w:p>
+    <w:p>
+      <w:pPr>
+        <w:jc w:val="center"/>
+        <w:rPr>
+          <w:sz w:val="48"/>
+          <w:szCs w:val="48"/>
+        </w:rPr>
+      </w:pPr>
+    </w:p>
+    <w:p>
+      <w:pPr>
+        <w:rPr>
+          <w:sz w:val="32"/>
+          <w:szCs w:val="32"/>
+        </w:rPr>
+      </w:pPr>
+    </w:p>
+    <w:p>
+      <w:pPr>
         <w:rPr>
           <w:sz w:val="72"/>
           <w:szCs w:val="72"/>
         </w:rPr>
-        <w:t>Induced Vibration</w:t>
-      </w:r>
+      </w:pPr>
       <w:r>
         <w:rPr>
           <w:sz w:val="72"/>
           <w:szCs w:val="72"/>
         </w:rPr>
-        <w:t xml:space="preserve"> Simulation Website!</w:t>
-      </w:r>
-    </w:p>
-    <w:p>
-      <w:pPr>
-        <w:jc w:val="center"/>
-        <w:rPr>
-          <w:sz w:val="48"/>
-          <w:szCs w:val="48"/>
-        </w:rPr>
-      </w:pPr>
-      <w:r>
-        <w:rPr>
-          <w:sz w:val="48"/>
-          <w:szCs w:val="48"/>
-        </w:rPr>
-        <w:t>Created by the Linear and Nonlinear Dynamics and Vibrations Laboratory</w:t>
-      </w:r>
-      <w:r>
-        <w:rPr>
-          <w:sz w:val="48"/>
-          <w:szCs w:val="48"/>
-        </w:rPr>
-        <w:t>, and the Fluid Mechanics Research Laboratory,</w:t>
-      </w:r>
-      <w:r>
-        <w:rPr>
-          <w:sz w:val="48"/>
-          <w:szCs w:val="48"/>
-        </w:rPr>
-        <w:t xml:space="preserve"> University of Illinois at Urbana-Champaign</w:t>
-      </w:r>
-    </w:p>
-    <w:p>
-      <w:pPr>
-        <w:jc w:val="center"/>
-        <w:rPr>
-          <w:sz w:val="48"/>
-          <w:szCs w:val="48"/>
-        </w:rPr>
-      </w:pPr>
-      <w:r>
-        <w:rPr>
-          <w:sz w:val="48"/>
-          <w:szCs w:val="48"/>
-        </w:rPr>
-        <w:t xml:space="preserve">Hosted by </w:t>
-      </w:r>
-      <w:r>
-        <w:rPr>
-          <w:sz w:val="48"/>
-          <w:szCs w:val="48"/>
-        </w:rPr>
-        <w:t>XSEDE</w:t>
-      </w:r>
-      <w:r>
-        <w:rPr>
-          <w:sz w:val="48"/>
-          <w:szCs w:val="48"/>
-        </w:rPr>
-        <w:t xml:space="preserve"> </w:t>
-      </w:r>
-      <w:r>
-        <w:rPr>
-          <w:sz w:val="48"/>
-          <w:szCs w:val="48"/>
-        </w:rPr>
-        <w:t>(</w:t>
-      </w:r>
-      <w:proofErr w:type="spellStart"/>
-      <w:r>
-        <w:rPr>
-          <w:sz w:val="48"/>
-          <w:szCs w:val="48"/>
-        </w:rPr>
-        <w:t>eXtreme</w:t>
-      </w:r>
-      <w:proofErr w:type="spellEnd"/>
-      <w:r>
-        <w:rPr>
-          <w:sz w:val="48"/>
-          <w:szCs w:val="48"/>
-        </w:rPr>
-        <w:t xml:space="preserve"> Science and Engineering Discovery Environment</w:t>
-      </w:r>
-      <w:r>
-        <w:rPr>
-          <w:sz w:val="48"/>
-          <w:szCs w:val="48"/>
-        </w:rPr>
-        <w:t>), supported by the National Science Foundation</w:t>
-      </w:r>
-    </w:p>
-    <w:p>
-      <w:pPr>
-        <w:jc w:val="center"/>
-        <w:rPr>
-          <w:sz w:val="48"/>
-          <w:szCs w:val="48"/>
-        </w:rPr>
-      </w:pPr>
-      <w:r>
-        <w:rPr>
-          <w:sz w:val="48"/>
-          <w:szCs w:val="48"/>
-        </w:rPr>
-        <w:t>Funded by G</w:t>
-      </w:r>
-      <w:r>
-        <w:rPr>
-          <w:sz w:val="48"/>
-          <w:szCs w:val="48"/>
-        </w:rPr>
-        <w:t>rant</w:t>
-      </w:r>
-      <w:r>
-        <w:rPr>
-          <w:sz w:val="48"/>
-          <w:szCs w:val="48"/>
-        </w:rPr>
-        <w:t xml:space="preserve"> CMI-</w:t>
-      </w:r>
-      <w:r>
-        <w:rPr>
-          <w:sz w:val="48"/>
-          <w:szCs w:val="48"/>
-          <w:highlight w:val="yellow"/>
-        </w:rPr>
-        <w:t>??????</w:t>
-      </w:r>
-      <w:r>
-        <w:rPr>
-          <w:sz w:val="48"/>
-          <w:szCs w:val="48"/>
-        </w:rPr>
-        <w:t xml:space="preserve"> </w:t>
-      </w:r>
-      <w:proofErr w:type="gramStart"/>
-      <w:r>
-        <w:rPr>
-          <w:sz w:val="48"/>
-          <w:szCs w:val="48"/>
-        </w:rPr>
-        <w:t>from</w:t>
-      </w:r>
-      <w:proofErr w:type="gramEnd"/>
-      <w:r>
-        <w:rPr>
-          <w:sz w:val="48"/>
-          <w:szCs w:val="48"/>
-        </w:rPr>
-        <w:t xml:space="preserve"> the National Science Foundation</w:t>
-      </w:r>
-    </w:p>
-    <w:p>
-      <w:pPr>
-        <w:jc w:val="center"/>
-        <w:rPr>
-          <w:sz w:val="24"/>
-          <w:szCs w:val="24"/>
-        </w:rPr>
-      </w:pPr>
-    </w:p>
-    <w:p>
-      <w:pPr>
-        <w:jc w:val="center"/>
-        <w:rPr>
-          <w:sz w:val="40"/>
-          <w:szCs w:val="40"/>
-        </w:rPr>
-      </w:pPr>
-    </w:p>
-    <w:p>
-      <w:pPr>
-        <w:jc w:val="center"/>
-        <w:rPr>
-          <w:sz w:val="52"/>
-          <w:szCs w:val="52"/>
-        </w:rPr>
-      </w:pPr>
-      <w:proofErr w:type="gramStart"/>
-      <w:r>
-        <w:rPr>
-          <w:color w:val="FFFFFF" w:themeColor="background1"/>
-          <w:sz w:val="52"/>
-          <w:szCs w:val="52"/>
-        </w:rPr>
-        <w:t>space</w:t>
-      </w:r>
-      <w:proofErr w:type="gramEnd"/>
-    </w:p>
-    <w:p>
-      <w:pPr>
-        <w:jc w:val="center"/>
-        <w:rPr>
-          <w:sz w:val="40"/>
-          <w:szCs w:val="40"/>
-        </w:rPr>
-      </w:pPr>
-    </w:p>
-    <w:p>
-      <w:pPr>
-        <w:jc w:val="center"/>
-        <w:rPr>
-          <w:sz w:val="32"/>
-          <w:szCs w:val="32"/>
-        </w:rPr>
-      </w:pPr>
-    </w:p>
-    <w:p>
-      <w:pPr>
-        <w:jc w:val="center"/>
-        <w:rPr>
-          <w:sz w:val="32"/>
-          <w:szCs w:val="32"/>
-        </w:rPr>
-      </w:pPr>
-      <w:proofErr w:type="gramStart"/>
-      <w:r>
-        <w:rPr>
-          <w:color w:val="FFFFFF" w:themeColor="background1"/>
-          <w:sz w:val="32"/>
-          <w:szCs w:val="32"/>
-        </w:rPr>
-        <w:t>space</w:t>
-      </w:r>
-      <w:proofErr w:type="gramEnd"/>
-    </w:p>
-    <w:p>
-      <w:pPr>
-        <w:jc w:val="center"/>
-        <w:rPr>
-          <w:sz w:val="48"/>
-          <w:szCs w:val="48"/>
-        </w:rPr>
-      </w:pPr>
-      <w:r>
-        <w:rPr>
-          <w:sz w:val="48"/>
-          <w:szCs w:val="48"/>
-        </w:rPr>
-        <w:t>To navigate this website, use the main menu on the</w:t>
-      </w:r>
-      <w:r>
-        <w:rPr>
-          <w:sz w:val="48"/>
-          <w:szCs w:val="48"/>
-        </w:rPr>
-        <w:t xml:space="preserve"> top left corner </w:t>
-      </w:r>
-      <w:r>
-        <w:rPr>
-          <w:sz w:val="48"/>
-          <w:szCs w:val="48"/>
-        </w:rPr>
-        <w:t>of your screen and click on the pages that interest you.</w:t>
-      </w:r>
-    </w:p>
-    <w:p>
-      <w:pPr>
-        <w:pStyle w:val="ListParagraph"/>
-        <w:jc w:val="center"/>
-        <w:rPr>
-          <w:color w:val="FFFFFF" w:themeColor="background1"/>
-          <w:sz w:val="36"/>
-          <w:szCs w:val="36"/>
-        </w:rPr>
-      </w:pPr>
-      <w:proofErr w:type="gramStart"/>
-      <w:r>
-        <w:rPr>
-          <w:color w:val="FFFFFF" w:themeColor="background1"/>
-          <w:sz w:val="36"/>
-          <w:szCs w:val="36"/>
-        </w:rPr>
-        <w:t>space</w:t>
-      </w:r>
-      <w:proofErr w:type="gramEnd"/>
-    </w:p>
-    <w:p>
-      <w:pPr>
-        <w:jc w:val="center"/>
-        <w:rPr>
-          <w:color w:val="FFFFFF" w:themeColor="background1"/>
-          <w:sz w:val="32"/>
-          <w:szCs w:val="32"/>
-        </w:rPr>
-      </w:pPr>
-      <w:proofErr w:type="gramStart"/>
-      <w:r>
-        <w:rPr>
-          <w:color w:val="FFFFFF" w:themeColor="background1"/>
-          <w:sz w:val="32"/>
-          <w:szCs w:val="32"/>
-        </w:rPr>
-        <w:t>space</w:t>
-      </w:r>
-      <w:proofErr w:type="gramEnd"/>
-    </w:p>
-    <w:p>
-      <w:pPr>
-        <w:jc w:val="center"/>
-        <w:rPr>
-          <w:sz w:val="48"/>
-          <w:szCs w:val="48"/>
-        </w:rPr>
-      </w:pPr>
-      <w:r>
-        <w:rPr>
-          <w:sz w:val="48"/>
-          <w:szCs w:val="48"/>
-        </w:rPr>
-        <w:t xml:space="preserve">To get started running your own simulations, click on </w:t>
-      </w:r>
-      <w:r>
-        <w:rPr>
-          <w:sz w:val="48"/>
-          <w:szCs w:val="48"/>
-        </w:rPr>
-        <w:t xml:space="preserve">“Simulate” on the </w:t>
-      </w:r>
-      <w:r>
-        <w:rPr>
-          <w:sz w:val="48"/>
-          <w:szCs w:val="48"/>
-        </w:rPr>
-        <w:t xml:space="preserve">main </w:t>
-      </w:r>
-      <w:r>
-        <w:rPr>
-          <w:sz w:val="48"/>
-          <w:szCs w:val="48"/>
-        </w:rPr>
-        <w:t>menu</w:t>
-      </w:r>
-      <w:r>
-        <w:rPr>
-          <w:sz w:val="48"/>
-          <w:szCs w:val="48"/>
-        </w:rPr>
-        <w:t>!</w:t>
-      </w:r>
-    </w:p>
-    <w:p>
-      <w:pPr>
-        <w:rPr>
-          <w:sz w:val="32"/>
-          <w:szCs w:val="32"/>
-        </w:rPr>
-      </w:pPr>
-    </w:p>
-    <w:p>
-      <w:pPr>
-        <w:rPr>
-          <w:sz w:val="72"/>
-          <w:szCs w:val="72"/>
-        </w:rPr>
-      </w:pPr>
-      <w:r>
-        <w:rPr>
-          <w:sz w:val="72"/>
-          <w:szCs w:val="72"/>
-        </w:rPr>
-        <w:t>………………………………………………………………………………………………………</w:t>
-      </w:r>
-      <w:r>
-        <w:rPr>
-          <w:sz w:val="72"/>
-          <w:szCs w:val="72"/>
-        </w:rPr>
-        <w:t>…</w:t>
-      </w:r>
-      <w:bookmarkStart w:id="0" w:name="_GoBack"/>
-      <w:bookmarkEnd w:id="0"/>
+        <w:lastRenderedPageBreak/>
+        <w:t>……………………………………………………………………………………………………….</w:t>
+      </w:r>
     </w:p>
     <w:p>
       <w:pPr>
@@ -1456,7 +2372,7 @@
 </file>
 
 <file path=customXml/itemProps1.xml><?xml version="1.0" encoding="utf-8"?>
-<ds:datastoreItem xmlns:ds="http://schemas.openxmlformats.org/officeDocument/2006/customXml" ds:itemID="{332CAEF8-DEEF-4A9E-B913-DFF3AA6E5894}">
+<ds:datastoreItem xmlns:ds="http://schemas.openxmlformats.org/officeDocument/2006/customXml" ds:itemID="{BDFEA0F0-CE68-4F71-A753-98535CD676A8}">
   <ds:schemaRefs>
     <ds:schemaRef ds:uri="http://schemas.openxmlformats.org/officeDocument/2006/bibliography"/>
   </ds:schemaRefs>

--- a/files/Welcome.docx
+++ b/files/Welcome.docx
@@ -5,28 +5,36 @@
     <w:p>
       <w:pPr>
         <w:rPr>
-          <w:sz w:val="72"/>
-          <w:szCs w:val="72"/>
-        </w:rPr>
-      </w:pPr>
-      <w:r>
-        <w:rPr>
-          <w:sz w:val="72"/>
-          <w:szCs w:val="72"/>
-        </w:rPr>
-        <w:t>……………………………………………………………………………………………………….</w:t>
-      </w:r>
-    </w:p>
-    <w:p>
-      <w:pPr>
-        <w:jc w:val="center"/>
-        <w:rPr>
           <w:color w:val="FFFFFF" w:themeColor="background1"/>
           <w:sz w:val="24"/>
           <w:szCs w:val="24"/>
         </w:rPr>
       </w:pPr>
-      <w:proofErr w:type="gramStart"/>
+      <w:bookmarkStart w:id="0" w:name="_GoBack"/>
+      <w:r>
+        <w:rPr>
+          <w:sz w:val="72"/>
+          <w:szCs w:val="72"/>
+        </w:rPr>
+        <w:t>__</w:t>
+      </w:r>
+      <w:proofErr w:type="spellStart"/>
+      <w:r>
+        <w:rPr>
+          <w:sz w:val="72"/>
+          <w:szCs w:val="72"/>
+        </w:rPr>
+        <w:t>hr</w:t>
+      </w:r>
+      <w:proofErr w:type="spellEnd"/>
+      <w:r>
+        <w:rPr>
+          <w:sz w:val="72"/>
+          <w:szCs w:val="72"/>
+        </w:rPr>
+        <w:t>__</w:t>
+      </w:r>
+      <w:bookmarkEnd w:id="0"/>
       <w:r>
         <w:rPr>
           <w:color w:val="FFFFFF" w:themeColor="background1"/>
@@ -35,7 +43,6 @@
         </w:rPr>
         <w:t>space</w:t>
       </w:r>
-      <w:proofErr w:type="gramEnd"/>
     </w:p>
     <w:p>
       <w:pPr>
@@ -52,8 +59,6 @@
         </w:rPr>
         <w:t xml:space="preserve">Welcome to the </w:t>
       </w:r>
-      <w:bookmarkStart w:id="0" w:name="_GoBack"/>
-      <w:bookmarkEnd w:id="0"/>
       <w:r>
         <w:rPr>
           <w:sz w:val="72"/>
@@ -318,6 +323,7 @@
           <w:sz w:val="48"/>
           <w:szCs w:val="48"/>
         </w:rPr>
+        <w:lastRenderedPageBreak/>
         <w:t>space</w:t>
       </w:r>
       <w:proofErr w:type="gramEnd"/>
@@ -652,9 +658,88 @@
     <w:p>
       <w:pPr>
         <w:jc w:val="center"/>
-      </w:pPr>
-      <w:r>
-        <w:t>(Image Credit: NASA)</w:t>
+        <w:rPr>
+          <w:sz w:val="20"/>
+          <w:szCs w:val="20"/>
+        </w:rPr>
+      </w:pPr>
+      <w:r>
+        <w:rPr>
+          <w:sz w:val="20"/>
+          <w:szCs w:val="20"/>
+        </w:rPr>
+        <w:t xml:space="preserve">(Image Credit: </w:t>
+      </w:r>
+      <w:proofErr w:type="spellStart"/>
+      <w:r>
+        <w:rPr>
+          <w:sz w:val="20"/>
+          <w:szCs w:val="20"/>
+        </w:rPr>
+        <w:t>DeFelice</w:t>
+      </w:r>
+      <w:proofErr w:type="spellEnd"/>
+      <w:r>
+        <w:rPr>
+          <w:sz w:val="20"/>
+          <w:szCs w:val="20"/>
+        </w:rPr>
+        <w:t xml:space="preserve"> T. P., J. D. Meyer, G. Xian, J. </w:t>
+      </w:r>
+      <w:proofErr w:type="spellStart"/>
+      <w:r>
+        <w:rPr>
+          <w:sz w:val="20"/>
+          <w:szCs w:val="20"/>
+        </w:rPr>
+        <w:t>Christopherson</w:t>
+      </w:r>
+      <w:proofErr w:type="spellEnd"/>
+      <w:r>
+        <w:rPr>
+          <w:sz w:val="20"/>
+          <w:szCs w:val="20"/>
+        </w:rPr>
+        <w:t xml:space="preserve">, and R.F. </w:t>
+      </w:r>
+      <w:proofErr w:type="spellStart"/>
+      <w:r>
+        <w:rPr>
+          <w:sz w:val="20"/>
+          <w:szCs w:val="20"/>
+        </w:rPr>
+        <w:t>Cahalan</w:t>
+      </w:r>
+      <w:proofErr w:type="spellEnd"/>
+      <w:r>
+        <w:rPr>
+          <w:sz w:val="20"/>
+          <w:szCs w:val="20"/>
+        </w:rPr>
+        <w:t xml:space="preserve"> (2000). Landsat 7 reveals more than just surface features in remote areas of the globe, </w:t>
+      </w:r>
+      <w:proofErr w:type="gramStart"/>
+      <w:r>
+        <w:rPr>
+          <w:sz w:val="20"/>
+          <w:szCs w:val="20"/>
+        </w:rPr>
+        <w:t>Bull</w:t>
+      </w:r>
+      <w:proofErr w:type="gramEnd"/>
+      <w:r>
+        <w:rPr>
+          <w:sz w:val="20"/>
+          <w:szCs w:val="20"/>
+        </w:rPr>
+        <w:t>. Amer. Meteor. Soc. 81, 1047-1049</w:t>
+      </w:r>
+      <w:r>
+        <w:rPr>
+          <w:sz w:val="20"/>
+          <w:szCs w:val="20"/>
+        </w:rPr>
+        <w:t>)</w:t>
       </w:r>
     </w:p>
     <w:p>
@@ -1358,26 +1443,33 @@
     <w:p>
       <w:pPr>
         <w:rPr>
+          <w:sz w:val="32"/>
+          <w:szCs w:val="32"/>
+        </w:rPr>
+      </w:pPr>
+      <w:r>
+        <w:rPr>
           <w:sz w:val="72"/>
           <w:szCs w:val="72"/>
         </w:rPr>
-      </w:pPr>
+        <w:t>__</w:t>
+      </w:r>
+      <w:proofErr w:type="spellStart"/>
       <w:r>
         <w:rPr>
           <w:sz w:val="72"/>
           <w:szCs w:val="72"/>
         </w:rPr>
-        <w:lastRenderedPageBreak/>
-        <w:t>……………………………………………………………………………………………………….</w:t>
-      </w:r>
-    </w:p>
-    <w:p>
-      <w:pPr>
-        <w:rPr>
-          <w:sz w:val="32"/>
-          <w:szCs w:val="32"/>
-        </w:rPr>
-      </w:pPr>
+        <w:t>hr</w:t>
+      </w:r>
+      <w:proofErr w:type="spellEnd"/>
+      <w:r>
+        <w:rPr>
+          <w:sz w:val="72"/>
+          <w:szCs w:val="72"/>
+        </w:rPr>
+        <w:t>__</w:t>
+      </w:r>
     </w:p>
     <w:sectPr>
       <w:pgSz w:w="12240" w:h="15840"/>
@@ -2372,7 +2464,7 @@
 </file>
 
 <file path=customXml/itemProps1.xml><?xml version="1.0" encoding="utf-8"?>
-<ds:datastoreItem xmlns:ds="http://schemas.openxmlformats.org/officeDocument/2006/customXml" ds:itemID="{BDFEA0F0-CE68-4F71-A753-98535CD676A8}">
+<ds:datastoreItem xmlns:ds="http://schemas.openxmlformats.org/officeDocument/2006/customXml" ds:itemID="{F87C2836-3990-4965-89FE-FD7D80EEA69C}">
   <ds:schemaRefs>
     <ds:schemaRef ds:uri="http://schemas.openxmlformats.org/officeDocument/2006/bibliography"/>
   </ds:schemaRefs>

--- a/files/Welcome.docx
+++ b/files/Welcome.docx
@@ -10,7 +10,6 @@
           <w:szCs w:val="24"/>
         </w:rPr>
       </w:pPr>
-      <w:bookmarkStart w:id="0" w:name="_GoBack"/>
       <w:r>
         <w:rPr>
           <w:sz w:val="72"/>
@@ -34,7 +33,6 @@
         </w:rPr>
         <w:t>__</w:t>
       </w:r>
-      <w:bookmarkEnd w:id="0"/>
       <w:r>
         <w:rPr>
           <w:color w:val="FFFFFF" w:themeColor="background1"/>
@@ -123,6 +121,13 @@
         </w:rPr>
         <w:t xml:space="preserve">Created by </w:t>
       </w:r>
+      <w:r>
+        <w:rPr>
+          <w:sz w:val="48"/>
+          <w:szCs w:val="48"/>
+        </w:rPr>
+        <w:t>the</w:t>
+      </w:r>
     </w:p>
     <w:p>
       <w:pPr>
@@ -171,6 +176,13 @@
         <w:t>nd</w:t>
       </w:r>
       <w:proofErr w:type="gramEnd"/>
+      <w:r>
+        <w:rPr>
+          <w:sz w:val="48"/>
+          <w:szCs w:val="48"/>
+        </w:rPr>
+        <w:t xml:space="preserve"> the</w:t>
+      </w:r>
     </w:p>
     <w:p>
       <w:pPr>
@@ -210,12 +222,21 @@
           <w:szCs w:val="48"/>
         </w:rPr>
       </w:pPr>
-      <w:r>
-        <w:rPr>
-          <w:sz w:val="48"/>
-          <w:szCs w:val="48"/>
-        </w:rPr>
-        <w:t xml:space="preserve"> </w:t>
+      <w:proofErr w:type="gramStart"/>
+      <w:r>
+        <w:rPr>
+          <w:sz w:val="48"/>
+          <w:szCs w:val="48"/>
+        </w:rPr>
+        <w:t>at</w:t>
+      </w:r>
+      <w:proofErr w:type="gramEnd"/>
+      <w:r>
+        <w:rPr>
+          <w:sz w:val="48"/>
+          <w:szCs w:val="48"/>
+        </w:rPr>
+        <w:t xml:space="preserve"> the</w:t>
       </w:r>
     </w:p>
     <w:p>
@@ -638,110 +659,92 @@
           <w:sz w:val="28"/>
           <w:szCs w:val="28"/>
         </w:rPr>
-        <w:t>A K</w:t>
+        <w:t xml:space="preserve">A </w:t>
       </w:r>
       <w:r>
         <w:rPr>
           <w:sz w:val="28"/>
           <w:szCs w:val="28"/>
         </w:rPr>
-        <w:t>á</w:t>
+        <w:t xml:space="preserve">Large-Scale </w:t>
       </w:r>
       <w:r>
         <w:rPr>
           <w:sz w:val="28"/>
           <w:szCs w:val="28"/>
         </w:rPr>
+        <w:t>K</w:t>
+      </w:r>
+      <w:r>
+        <w:rPr>
+          <w:sz w:val="28"/>
+          <w:szCs w:val="28"/>
+        </w:rPr>
+        <w:t>á</w:t>
+      </w:r>
+      <w:r>
+        <w:rPr>
+          <w:sz w:val="28"/>
+          <w:szCs w:val="28"/>
+        </w:rPr>
         <w:t>rmán Vortex Street as seen from space!</w:t>
       </w:r>
     </w:p>
     <w:p>
       <w:pPr>
         <w:jc w:val="center"/>
-        <w:rPr>
-          <w:sz w:val="20"/>
-          <w:szCs w:val="20"/>
-        </w:rPr>
-      </w:pPr>
-      <w:r>
-        <w:rPr>
-          <w:sz w:val="20"/>
-          <w:szCs w:val="20"/>
-        </w:rPr>
+      </w:pPr>
+      <w:bookmarkStart w:id="0" w:name="_GoBack"/>
+      <w:r>
+        <w:t xml:space="preserve">The “cylinder,” in this case, is Alejandro Selkirk Island in the South Pacific.  The island is 6.44 km wide, 12.88 km long, and 1.64 km high.  This image clearly illustrates that the main feature of flow past a cylinder, namely the Kármán Vortex Street, persists over a very large range of length scales. </w:t>
+      </w:r>
+      <w:r>
         <w:t xml:space="preserve">(Image Credit: </w:t>
       </w:r>
       <w:proofErr w:type="spellStart"/>
       <w:r>
-        <w:rPr>
-          <w:sz w:val="20"/>
-          <w:szCs w:val="20"/>
-        </w:rPr>
         <w:t>DeFelice</w:t>
       </w:r>
       <w:proofErr w:type="spellEnd"/>
       <w:r>
-        <w:rPr>
-          <w:sz w:val="20"/>
-          <w:szCs w:val="20"/>
-        </w:rPr>
         <w:t xml:space="preserve"> T. P., J. D. Meyer, G. Xian, J. </w:t>
       </w:r>
       <w:proofErr w:type="spellStart"/>
       <w:r>
-        <w:rPr>
-          <w:sz w:val="20"/>
-          <w:szCs w:val="20"/>
-        </w:rPr>
         <w:t>Christopherson</w:t>
       </w:r>
       <w:proofErr w:type="spellEnd"/>
       <w:r>
-        <w:rPr>
-          <w:sz w:val="20"/>
-          <w:szCs w:val="20"/>
-        </w:rPr>
         <w:t xml:space="preserve">, and R.F. </w:t>
       </w:r>
       <w:proofErr w:type="spellStart"/>
       <w:r>
-        <w:rPr>
-          <w:sz w:val="20"/>
-          <w:szCs w:val="20"/>
-        </w:rPr>
         <w:t>Cahalan</w:t>
       </w:r>
       <w:proofErr w:type="spellEnd"/>
       <w:r>
-        <w:rPr>
-          <w:sz w:val="20"/>
-          <w:szCs w:val="20"/>
-        </w:rPr>
-        <w:t xml:space="preserve"> (2000). Landsat 7 reveals more than just surface features in remote areas of the globe, </w:t>
-      </w:r>
-      <w:proofErr w:type="gramStart"/>
-      <w:r>
-        <w:rPr>
-          <w:sz w:val="20"/>
-          <w:szCs w:val="20"/>
-        </w:rPr>
-        <w:t>Bull</w:t>
-      </w:r>
-      <w:proofErr w:type="gramEnd"/>
-      <w:r>
-        <w:rPr>
-          <w:sz w:val="20"/>
-          <w:szCs w:val="20"/>
-        </w:rPr>
-        <w:t>. Amer. Meteor. Soc. 81, 1047-1049</w:t>
-      </w:r>
-      <w:r>
-        <w:rPr>
-          <w:sz w:val="20"/>
-          <w:szCs w:val="20"/>
-        </w:rPr>
+        <w:t xml:space="preserve"> (2000)</w:t>
+      </w:r>
+      <w:r>
+        <w:t>,</w:t>
+      </w:r>
+      <w:r>
+        <w:t xml:space="preserve"> Bull. Am. Meteor. Soc. </w:t>
+      </w:r>
+      <w:r>
+        <w:rPr>
+          <w:b/>
+        </w:rPr>
+        <w:t>81</w:t>
+      </w:r>
+      <w:r>
+        <w:t>, 1047-1049</w:t>
+      </w:r>
+      <w:r>
         <w:t>)</w:t>
       </w:r>
     </w:p>
+    <w:bookmarkEnd w:id="0"/>
     <w:p>
       <w:pPr>
         <w:jc w:val="center"/>
@@ -804,7 +807,14 @@
           <w:sz w:val="48"/>
           <w:szCs w:val="48"/>
         </w:rPr>
-        <w:t>of your screen and click on the pages that interest you.</w:t>
+        <w:t>of the</w:t>
+      </w:r>
+      <w:r>
+        <w:rPr>
+          <w:sz w:val="48"/>
+          <w:szCs w:val="48"/>
+        </w:rPr>
+        <w:t xml:space="preserve"> screen and click on the pages that interest you.</w:t>
       </w:r>
     </w:p>
     <w:p>
@@ -860,7 +870,21 @@
           <w:sz w:val="48"/>
           <w:szCs w:val="48"/>
         </w:rPr>
-        <w:t xml:space="preserve"> the Main Menu to the left of your screen.</w:t>
+        <w:t xml:space="preserve"> t</w:t>
+      </w:r>
+      <w:r>
+        <w:rPr>
+          <w:sz w:val="48"/>
+          <w:szCs w:val="48"/>
+        </w:rPr>
+        <w:t>he Main Menu to the left of the</w:t>
+      </w:r>
+      <w:r>
+        <w:rPr>
+          <w:sz w:val="48"/>
+          <w:szCs w:val="48"/>
+        </w:rPr>
+        <w:t xml:space="preserve"> screen.</w:t>
       </w:r>
     </w:p>
     <w:p>
@@ -1135,7 +1159,21 @@
           <w:sz w:val="48"/>
           <w:szCs w:val="48"/>
         </w:rPr>
-        <w:t>’ve already run jobs, you can check if they’re still</w:t>
+        <w:t>’ve al</w:t>
+      </w:r>
+      <w:r>
+        <w:rPr>
+          <w:sz w:val="48"/>
+          <w:szCs w:val="48"/>
+        </w:rPr>
+        <w:t>ready run jobs, you can check to see if</w:t>
+      </w:r>
+      <w:r>
+        <w:rPr>
+          <w:sz w:val="48"/>
+          <w:szCs w:val="48"/>
+        </w:rPr>
+        <w:t xml:space="preserve"> they’re still</w:t>
       </w:r>
       <w:r>
         <w:rPr>
@@ -1149,6 +1187,13 @@
           <w:sz w:val="48"/>
           <w:szCs w:val="48"/>
         </w:rPr>
+        <w:t>,</w:t>
+      </w:r>
+      <w:r>
+        <w:rPr>
+          <w:sz w:val="48"/>
+          <w:szCs w:val="48"/>
+        </w:rPr>
         <w:t xml:space="preserve"> </w:t>
       </w:r>
       <w:r>
@@ -1156,7 +1201,21 @@
           <w:sz w:val="48"/>
           <w:szCs w:val="48"/>
         </w:rPr>
-        <w:t xml:space="preserve">or view them </w:t>
+        <w:t>or view them</w:t>
+      </w:r>
+      <w:r>
+        <w:rPr>
+          <w:sz w:val="48"/>
+          <w:szCs w:val="48"/>
+        </w:rPr>
+        <w:t xml:space="preserve"> if completed,</w:t>
+      </w:r>
+      <w:r>
+        <w:rPr>
+          <w:sz w:val="48"/>
+          <w:szCs w:val="48"/>
+        </w:rPr>
+        <w:t xml:space="preserve"> </w:t>
       </w:r>
       <w:r>
         <w:rPr>
@@ -1252,7 +1311,21 @@
           <w:sz w:val="48"/>
           <w:szCs w:val="48"/>
         </w:rPr>
-        <w:t xml:space="preserve"> previously run jobs, click on the “File Manager” icon:</w:t>
+        <w:t xml:space="preserve"> </w:t>
+      </w:r>
+      <w:r>
+        <w:rPr>
+          <w:sz w:val="48"/>
+          <w:szCs w:val="48"/>
+        </w:rPr>
+        <w:t>jobs that you have previously run</w:t>
+      </w:r>
+      <w:r>
+        <w:rPr>
+          <w:sz w:val="48"/>
+          <w:szCs w:val="48"/>
+        </w:rPr>
+        <w:t>, click on the “File Manager” icon:</w:t>
       </w:r>
     </w:p>
     <w:p>
@@ -1443,33 +1516,81 @@
     <w:p>
       <w:pPr>
         <w:rPr>
+          <w:sz w:val="72"/>
+          <w:szCs w:val="72"/>
+        </w:rPr>
+      </w:pPr>
+      <w:r>
+        <w:rPr>
+          <w:sz w:val="72"/>
+          <w:szCs w:val="72"/>
+        </w:rPr>
+        <w:lastRenderedPageBreak/>
+        <w:t>__</w:t>
+      </w:r>
+      <w:proofErr w:type="spellStart"/>
+      <w:r>
+        <w:rPr>
+          <w:sz w:val="72"/>
+          <w:szCs w:val="72"/>
+        </w:rPr>
+        <w:t>imagesize:original</w:t>
+      </w:r>
+      <w:proofErr w:type="spellEnd"/>
+      <w:r>
+        <w:rPr>
+          <w:sz w:val="72"/>
+          <w:szCs w:val="72"/>
+        </w:rPr>
+        <w:t>__</w:t>
+      </w:r>
+    </w:p>
+    <w:p>
+      <w:pPr>
+        <w:rPr>
+          <w:sz w:val="72"/>
+          <w:szCs w:val="72"/>
+        </w:rPr>
+      </w:pPr>
+      <w:r>
+        <w:rPr>
+          <w:sz w:val="72"/>
+          <w:szCs w:val="72"/>
+        </w:rPr>
+        <w:t>__</w:t>
+      </w:r>
+      <w:proofErr w:type="spellStart"/>
+      <w:r>
+        <w:rPr>
+          <w:sz w:val="72"/>
+          <w:szCs w:val="72"/>
+        </w:rPr>
+        <w:t>hr</w:t>
+      </w:r>
+      <w:proofErr w:type="spellEnd"/>
+      <w:r>
+        <w:rPr>
+          <w:sz w:val="72"/>
+          <w:szCs w:val="72"/>
+        </w:rPr>
+        <w:t>__</w:t>
+      </w:r>
+    </w:p>
+    <w:p>
+      <w:pPr>
+        <w:rPr>
+          <w:sz w:val="72"/>
+          <w:szCs w:val="72"/>
+        </w:rPr>
+      </w:pPr>
+    </w:p>
+    <w:p>
+      <w:pPr>
+        <w:rPr>
           <w:sz w:val="32"/>
           <w:szCs w:val="32"/>
         </w:rPr>
       </w:pPr>
-      <w:r>
-        <w:rPr>
-          <w:sz w:val="72"/>
-          <w:szCs w:val="72"/>
-        </w:rPr>
-        <w:t>__</w:t>
-      </w:r>
-      <w:proofErr w:type="spellStart"/>
-      <w:r>
-        <w:rPr>
-          <w:sz w:val="72"/>
-          <w:szCs w:val="72"/>
-        </w:rPr>
-        <w:t>hr</w:t>
-      </w:r>
-      <w:proofErr w:type="spellEnd"/>
-      <w:r>
-        <w:rPr>
-          <w:sz w:val="72"/>
-          <w:szCs w:val="72"/>
-        </w:rPr>
-        <w:t>__</w:t>
-      </w:r>
     </w:p>
     <w:sectPr>
       <w:pgSz w:w="12240" w:h="15840"/>
@@ -2464,7 +2585,7 @@
 </file>
 
 <file path=customXml/itemProps1.xml><?xml version="1.0" encoding="utf-8"?>
-<ds:datastoreItem xmlns:ds="http://schemas.openxmlformats.org/officeDocument/2006/customXml" ds:itemID="{F87C2836-3990-4965-89FE-FD7D80EEA69C}">
+<ds:datastoreItem xmlns:ds="http://schemas.openxmlformats.org/officeDocument/2006/customXml" ds:itemID="{D3D1F2DF-45E2-4B38-A352-56541E86E640}">
   <ds:schemaRefs>
     <ds:schemaRef ds:uri="http://schemas.openxmlformats.org/officeDocument/2006/bibliography"/>
   </ds:schemaRefs>
